--- a/docs/security/04_Logging_Hardening.docx
+++ b/docs/security/04_Logging_Hardening.docx
@@ -168,7 +168,20 @@
         <w:spacing w:after="50" w:line="264" w:lineRule="auto"/>
       </w:pPr>
       <w:r>
-        <w:t>7. 핵심 요약</w:t>
+        <w:t xml:space="preserve">7. 예외 처리 하드닝 (OWASP #10)</w:t>
+      </w:r>
+    </w:p>
+    <w:p>
+      <w:pPr>
+        <w:pStyle w:val="a4"/>
+        <w:numPr>
+          <w:ilvl w:val="0"/>
+          <w:numId w:val="1"/>
+        </w:numPr>
+        <w:spacing w:after="50" w:line="264" w:lineRule="auto"/>
+      </w:pPr>
+      <w:r>
+        <w:t>8. 핵심 요약</w:t>
       </w:r>
     </w:p>
     <w:p>
@@ -1872,39 +1885,312 @@
           <w:sz w:val="18"/>
           <w:szCs w:val="18"/>
         </w:rPr>
-        <w:t xml:space="preserve">[AUDIT] </w:t>
-      </w:r>
+        <w:t xml:space="preserve">[AUDIT] 로그인 실패 - user=us***@aa.com, reason=BadCredentialsException</w:t>
+      </w:r>
+    </w:p>
+    <w:p>
+      <w:pPr>
+        <w:pBdr>
+          <w:left w:val="single" w:sz="18" w:space="6" w:color="C0C0C0"/>
+          <w:bottom w:val="single" w:sz="4" w:space="3" w:color="D9D9D9"/>
+        </w:pBdr>
+        <w:shd w:val="clear" w:color="auto" w:fill="F4F4F4"/>
+      </w:pPr>
       <w:r>
         <w:rPr>
           <w:rFonts w:ascii="Consolas" w:hAnsi="Consolas"/>
           <w:sz w:val="18"/>
           <w:szCs w:val="18"/>
         </w:rPr>
-        <w:t>로그인</w:t>
-      </w:r>
+        <w:t xml:space="preserve">[AUDIT] 인증 실패(401) - POST /api/userinfos/login from ...::1 : 자격 증명에 실패하였습니다.</w:t>
+      </w:r>
+    </w:p>
+    <w:p>
+      <w:pPr>
+        <w:spacing w:after="70" w:line="272" w:lineRule="auto"/>
+      </w:pPr>
+      <w:r>
+        <w:rPr>
+          <w:b/>
+          <w:bCs/>
+        </w:rPr>
+        <w:t>확인</w:t>
+      </w:r>
+    </w:p>
+    <w:p>
+      <w:pPr>
+        <w:pBdr>
+          <w:top w:val="single" w:sz="4" w:space="3" w:color="D9D9D9"/>
+          <w:left w:val="single" w:sz="18" w:space="6" w:color="C0C0C0"/>
+          <w:bottom w:val="single" w:sz="4" w:space="3" w:color="D9D9D9"/>
+        </w:pBdr>
+        <w:shd w:val="clear" w:color="auto" w:fill="F4F4F4"/>
+      </w:pPr>
       <w:r>
         <w:rPr>
           <w:rFonts w:ascii="Consolas" w:hAnsi="Consolas"/>
           <w:sz w:val="18"/>
           <w:szCs w:val="18"/>
         </w:rPr>
+        <w:t xml:space="preserve">grep -E "로그인 실패|인증 실패" logs/spring.log | tail -2</w:t>
+      </w:r>
+    </w:p>
+    <w:p>
+      <w:pPr>
+        <w:spacing w:after="70" w:line="272" w:lineRule="auto"/>
+      </w:pPr>
+      <w:r>
+        <w:rPr>
+          <w:b/>
+          <w:bCs/>
+          <w:color w:val="2E7D32"/>
+        </w:rPr>
+        <w:t>② 로그인 성공 → HTTP 200 (토큰 발급)</w:t>
+      </w:r>
+    </w:p>
+    <w:p>
+      <w:pPr>
+        <w:spacing w:after="70" w:line="272" w:lineRule="auto"/>
+        <w:rPr>
+          <w:b/>
+          <w:bCs/>
+        </w:rPr>
+      </w:pPr>
+    </w:p>
+    <w:p>
+      <w:pPr>
+        <w:spacing w:after="70" w:line="272" w:lineRule="auto"/>
+      </w:pPr>
+      <w:r>
+        <w:rPr>
+          <w:b/>
+          <w:bCs/>
+        </w:rPr>
+        <w:t>요청</w:t>
+      </w:r>
+    </w:p>
+    <w:p>
+      <w:pPr>
+        <w:pBdr>
+          <w:top w:val="single" w:sz="4" w:space="3" w:color="D9D9D9"/>
+          <w:left w:val="single" w:sz="18" w:space="6" w:color="C0C0C0"/>
+        </w:pBdr>
+        <w:shd w:val="clear" w:color="auto" w:fill="F4F4F4"/>
+      </w:pPr>
+      <w:r>
+        <w:rPr>
+          <w:rFonts w:ascii="Consolas" w:hAnsi="Consolas"/>
+          <w:sz w:val="18"/>
+          <w:szCs w:val="18"/>
+        </w:rPr>
+        <w:t>curl -s -X POST "http://localhost:8080/api/userinfos/login" \</w:t>
+      </w:r>
+    </w:p>
+    <w:p>
+      <w:pPr>
+        <w:pBdr>
+          <w:left w:val="single" w:sz="18" w:space="6" w:color="C0C0C0"/>
+          <w:bottom w:val="single" w:sz="4" w:space="3" w:color="D9D9D9"/>
+        </w:pBdr>
+        <w:shd w:val="clear" w:color="auto" w:fill="F4F4F4"/>
+      </w:pPr>
+      <w:r>
+        <w:rPr>
+          <w:rFonts w:ascii="Consolas" w:hAnsi="Consolas"/>
+          <w:sz w:val="18"/>
+          <w:szCs w:val="18"/>
+        </w:rPr>
+        <w:t xml:space="preserve">  -H "Content-Type: application/json" -d '{"email":"user@aa.com","password":"pwd2"}'</w:t>
+      </w:r>
+    </w:p>
+    <w:p>
+      <w:pPr>
+        <w:spacing w:after="70" w:line="272" w:lineRule="auto"/>
+      </w:pPr>
+      <w:r>
+        <w:rPr>
+          <w:b/>
+          <w:bCs/>
+        </w:rPr>
+        <w:t>출력 로그 (1줄)</w:t>
+      </w:r>
+    </w:p>
+    <w:p>
+      <w:pPr>
+        <w:pBdr>
+          <w:top w:val="single" w:sz="4" w:space="3" w:color="D9D9D9"/>
+          <w:left w:val="single" w:sz="18" w:space="6" w:color="C0C0C0"/>
+          <w:bottom w:val="single" w:sz="4" w:space="3" w:color="D9D9D9"/>
+        </w:pBdr>
+        <w:shd w:val="clear" w:color="auto" w:fill="F4F4F4"/>
+      </w:pPr>
+      <w:r>
+        <w:rPr>
+          <w:rFonts w:ascii="Consolas" w:hAnsi="Consolas"/>
+          <w:sz w:val="18"/>
+          <w:szCs w:val="18"/>
+        </w:rPr>
+        <w:t xml:space="preserve">[AUDIT] 로그인 성공 - user=us***@aa.com</w:t>
+      </w:r>
+    </w:p>
+    <w:p>
+      <w:pPr>
+        <w:spacing w:after="70" w:line="272" w:lineRule="auto"/>
+      </w:pPr>
+      <w:r>
+        <w:rPr>
+          <w:b/>
+          <w:bCs/>
+        </w:rPr>
+        <w:t>확인</w:t>
+      </w:r>
+    </w:p>
+    <w:p>
+      <w:pPr>
+        <w:pBdr>
+          <w:top w:val="single" w:sz="4" w:space="3" w:color="D9D9D9"/>
+          <w:left w:val="single" w:sz="18" w:space="6" w:color="C0C0C0"/>
+          <w:bottom w:val="single" w:sz="4" w:space="3" w:color="D9D9D9"/>
+        </w:pBdr>
+        <w:shd w:val="clear" w:color="auto" w:fill="F4F4F4"/>
+      </w:pPr>
+      <w:r>
+        <w:rPr>
+          <w:rFonts w:ascii="Consolas" w:hAnsi="Consolas"/>
+          <w:sz w:val="18"/>
+          <w:szCs w:val="18"/>
+        </w:rPr>
+        <w:t xml:space="preserve">grep "로그인 성공" logs/spring.log | tail -1</w:t>
+      </w:r>
+    </w:p>
+    <w:p>
+      <w:pPr>
+        <w:spacing w:after="70" w:line="272" w:lineRule="auto"/>
+      </w:pPr>
+      <w:r>
+        <w:rPr>
+          <w:b/>
+          <w:bCs/>
+          <w:color w:val="C00000"/>
+        </w:rPr>
+        <w:t>③ 접근 거부 (user가 admin 프로필) → HTTP 403</w:t>
+      </w:r>
+    </w:p>
+    <w:p>
+      <w:pPr>
+        <w:spacing w:after="70" w:line="272" w:lineRule="auto"/>
+      </w:pPr>
+      <w:r>
+        <w:rPr>
+          <w:b/>
+          <w:bCs/>
+        </w:rPr>
+        <w:t>요청 (</w:t>
+      </w:r>
+      <w:r>
+        <w:rPr>
+          <w:b/>
+          <w:bCs/>
+          <w:color w:val="FF0000"/>
+        </w:rPr>
+        <w:t>TOKEN</w:t>
+      </w:r>
+      <w:r>
+        <w:rPr>
+          <w:rFonts w:hint="eastAsia"/>
+          <w:b/>
+          <w:bCs/>
+          <w:color w:val="FF0000"/>
+        </w:rPr>
+        <w:t>변수의 값은</w:t>
+      </w:r>
+      <w:r>
+        <w:rPr>
+          <w:b/>
+          <w:bCs/>
+          <w:color w:val="FF0000"/>
+        </w:rPr>
+        <w:t xml:space="preserve"> 위 ②에서 받은 </w:t>
+      </w:r>
+      <w:r>
+        <w:rPr>
+          <w:rFonts w:hint="eastAsia"/>
+          <w:b/>
+          <w:bCs/>
+          <w:color w:val="FF0000"/>
+        </w:rPr>
+        <w:t xml:space="preserve">토큰 값을 </w:t>
+      </w:r>
+      <w:r>
+        <w:rPr>
+          <w:b/>
+          <w:bCs/>
+          <w:color w:val="FF0000"/>
+        </w:rPr>
+        <w:t>사용</w:t>
+      </w:r>
+      <w:r>
+        <w:rPr>
+          <w:rFonts w:hint="eastAsia"/>
+          <w:b/>
+          <w:bCs/>
+          <w:color w:val="FF0000"/>
+        </w:rPr>
+        <w:t>해야 합니다.</w:t>
+      </w:r>
+      <w:r>
+        <w:rPr>
+          <w:b/>
+          <w:bCs/>
+          <w:color w:val="FF0000"/>
+        </w:rPr>
         <w:t xml:space="preserve"> </w:t>
       </w:r>
       <w:r>
         <w:rPr>
+          <w:b/>
+          <w:bCs/>
+        </w:rPr>
+        <w:t>)</w:t>
+      </w:r>
+    </w:p>
+    <w:p>
+      <w:pPr>
+        <w:pBdr>
+          <w:top w:val="single" w:sz="4" w:space="3" w:color="D9D9D9"/>
+          <w:left w:val="single" w:sz="18" w:space="6" w:color="C0C0C0"/>
+        </w:pBdr>
+        <w:shd w:val="clear" w:color="auto" w:fill="F4F4F4"/>
+        <w:rPr>
           <w:rFonts w:ascii="Consolas" w:hAnsi="Consolas"/>
           <w:sz w:val="18"/>
           <w:szCs w:val="18"/>
         </w:rPr>
-        <w:t>실패</w:t>
-      </w:r>
+      </w:pPr>
       <w:r>
         <w:rPr>
           <w:rFonts w:ascii="Consolas" w:hAnsi="Consolas"/>
           <w:sz w:val="18"/>
           <w:szCs w:val="18"/>
         </w:rPr>
-        <w:t xml:space="preserve"> - user=us***@aa.com, reason=BadCredentialsException</w:t>
+        <w:t>TOKEN=eyJhbGciOiJIUz</w:t>
+      </w:r>
+    </w:p>
+    <w:p>
+      <w:pPr>
+        <w:pBdr>
+          <w:top w:val="single" w:sz="4" w:space="3" w:color="D9D9D9"/>
+          <w:left w:val="single" w:sz="18" w:space="6" w:color="C0C0C0"/>
+        </w:pBdr>
+        <w:shd w:val="clear" w:color="auto" w:fill="F4F4F4"/>
+      </w:pPr>
+      <w:r>
+        <w:rPr>
+          <w:rFonts w:ascii="Consolas" w:hAnsi="Consolas"/>
+          <w:sz w:val="18"/>
+          <w:szCs w:val="18"/>
+        </w:rPr>
+        <w:t>curl -s -o /dev/null -H "Authorization: Bearer $TOKEN" \</w:t>
       </w:r>
     </w:p>
     <w:p>
@@ -1921,759 +2207,68 @@
           <w:sz w:val="18"/>
           <w:szCs w:val="18"/>
         </w:rPr>
-        <w:t xml:space="preserve">[AUDIT] </w:t>
-      </w:r>
+        <w:t xml:space="preserve">  "http://localhost:8080/api/idor/profiles-safe/1"</w:t>
+      </w:r>
+    </w:p>
+    <w:p>
+      <w:pPr>
+        <w:spacing w:after="70" w:line="272" w:lineRule="auto"/>
+      </w:pPr>
+      <w:r>
+        <w:rPr>
+          <w:b/>
+          <w:bCs/>
+        </w:rPr>
+        <w:t>출력 로그 (1줄)</w:t>
+      </w:r>
+    </w:p>
+    <w:p>
+      <w:pPr>
+        <w:pBdr>
+          <w:top w:val="single" w:sz="4" w:space="3" w:color="D9D9D9"/>
+          <w:left w:val="single" w:sz="18" w:space="6" w:color="C0C0C0"/>
+          <w:bottom w:val="single" w:sz="4" w:space="3" w:color="D9D9D9"/>
+        </w:pBdr>
+        <w:shd w:val="clear" w:color="auto" w:fill="F4F4F4"/>
+      </w:pPr>
       <w:r>
         <w:rPr>
           <w:rFonts w:ascii="Consolas" w:hAnsi="Consolas"/>
           <w:sz w:val="18"/>
           <w:szCs w:val="18"/>
         </w:rPr>
-        <w:t>인증</w:t>
-      </w:r>
+        <w:t xml:space="preserve">[AUDIT] 접근 거부(403) - GET /api/idor/profiles-safe/1 from ...::1 : 본인 또는 관리자만 조회할 수 있습니다</w:t>
+      </w:r>
+    </w:p>
+    <w:p>
+      <w:pPr>
+        <w:spacing w:after="70" w:line="272" w:lineRule="auto"/>
+      </w:pPr>
+      <w:r>
+        <w:rPr>
+          <w:b/>
+          <w:bCs/>
+        </w:rPr>
+        <w:t>확인</w:t>
+      </w:r>
+    </w:p>
+    <w:p>
+      <w:pPr>
+        <w:pBdr>
+          <w:top w:val="single" w:sz="4" w:space="3" w:color="D9D9D9"/>
+          <w:left w:val="single" w:sz="18" w:space="6" w:color="C0C0C0"/>
+          <w:bottom w:val="single" w:sz="4" w:space="3" w:color="D9D9D9"/>
+        </w:pBdr>
+        <w:shd w:val="clear" w:color="auto" w:fill="F4F4F4"/>
+      </w:pPr>
+      <w:bookmarkStart w:id="0" w:name="_GoBack"/>
       <w:r>
         <w:rPr>
           <w:rFonts w:ascii="Consolas" w:hAnsi="Consolas"/>
           <w:sz w:val="18"/>
           <w:szCs w:val="18"/>
         </w:rPr>
-        <w:t xml:space="preserve"> </w:t>
-      </w:r>
-      <w:r>
-        <w:rPr>
-          <w:rFonts w:ascii="Consolas" w:hAnsi="Consolas"/>
-          <w:sz w:val="18"/>
-          <w:szCs w:val="18"/>
-        </w:rPr>
-        <w:t>실패</w:t>
-      </w:r>
-      <w:r>
-        <w:rPr>
-          <w:rFonts w:ascii="Consolas" w:hAnsi="Consolas"/>
-          <w:sz w:val="18"/>
-          <w:szCs w:val="18"/>
-        </w:rPr>
-        <w:t xml:space="preserve">(401) - POST /api/userinfos/login from ...::1 : </w:t>
-      </w:r>
-      <w:r>
-        <w:rPr>
-          <w:rFonts w:ascii="Consolas" w:hAnsi="Consolas"/>
-          <w:sz w:val="18"/>
-          <w:szCs w:val="18"/>
-        </w:rPr>
-        <w:t>자격</w:t>
-      </w:r>
-      <w:r>
-        <w:rPr>
-          <w:rFonts w:ascii="Consolas" w:hAnsi="Consolas"/>
-          <w:sz w:val="18"/>
-          <w:szCs w:val="18"/>
-        </w:rPr>
-        <w:t xml:space="preserve"> </w:t>
-      </w:r>
-      <w:r>
-        <w:rPr>
-          <w:rFonts w:ascii="Consolas" w:hAnsi="Consolas"/>
-          <w:sz w:val="18"/>
-          <w:szCs w:val="18"/>
-        </w:rPr>
-        <w:t>증명에</w:t>
-      </w:r>
-      <w:r>
-        <w:rPr>
-          <w:rFonts w:ascii="Consolas" w:hAnsi="Consolas"/>
-          <w:sz w:val="18"/>
-          <w:szCs w:val="18"/>
-        </w:rPr>
-        <w:t xml:space="preserve"> </w:t>
-      </w:r>
-      <w:r>
-        <w:rPr>
-          <w:rFonts w:ascii="Consolas" w:hAnsi="Consolas"/>
-          <w:sz w:val="18"/>
-          <w:szCs w:val="18"/>
-        </w:rPr>
-        <w:t>실패하였습니다</w:t>
-      </w:r>
-      <w:r>
-        <w:rPr>
-          <w:rFonts w:ascii="Consolas" w:hAnsi="Consolas"/>
-          <w:sz w:val="18"/>
-          <w:szCs w:val="18"/>
-        </w:rPr>
-        <w:t>.</w:t>
-      </w:r>
-    </w:p>
-    <w:p>
-      <w:pPr>
-        <w:spacing w:after="70" w:line="272" w:lineRule="auto"/>
-      </w:pPr>
-      <w:r>
-        <w:rPr>
-          <w:b/>
-          <w:bCs/>
-        </w:rPr>
-        <w:t>확인</w:t>
-      </w:r>
-    </w:p>
-    <w:p>
-      <w:pPr>
-        <w:pBdr>
-          <w:top w:val="single" w:sz="4" w:space="3" w:color="D9D9D9"/>
-          <w:left w:val="single" w:sz="18" w:space="6" w:color="C0C0C0"/>
-          <w:bottom w:val="single" w:sz="4" w:space="3" w:color="D9D9D9"/>
-        </w:pBdr>
-        <w:shd w:val="clear" w:color="auto" w:fill="F4F4F4"/>
-      </w:pPr>
-      <w:r>
-        <w:rPr>
-          <w:rFonts w:ascii="Consolas" w:hAnsi="Consolas"/>
-          <w:sz w:val="18"/>
-          <w:szCs w:val="18"/>
-        </w:rPr>
-        <w:t>grep -E "</w:t>
-      </w:r>
-      <w:r>
-        <w:rPr>
-          <w:rFonts w:ascii="Consolas" w:hAnsi="Consolas"/>
-          <w:sz w:val="18"/>
-          <w:szCs w:val="18"/>
-        </w:rPr>
-        <w:t>로그인</w:t>
-      </w:r>
-      <w:r>
-        <w:rPr>
-          <w:rFonts w:ascii="Consolas" w:hAnsi="Consolas"/>
-          <w:sz w:val="18"/>
-          <w:szCs w:val="18"/>
-        </w:rPr>
-        <w:t xml:space="preserve"> </w:t>
-      </w:r>
-      <w:r>
-        <w:rPr>
-          <w:rFonts w:ascii="Consolas" w:hAnsi="Consolas"/>
-          <w:sz w:val="18"/>
-          <w:szCs w:val="18"/>
-        </w:rPr>
-        <w:t>실패</w:t>
-      </w:r>
-      <w:r>
-        <w:rPr>
-          <w:rFonts w:ascii="Consolas" w:hAnsi="Consolas"/>
-          <w:sz w:val="18"/>
-          <w:szCs w:val="18"/>
-        </w:rPr>
-        <w:t>|</w:t>
-      </w:r>
-      <w:r>
-        <w:rPr>
-          <w:rFonts w:ascii="Consolas" w:hAnsi="Consolas"/>
-          <w:sz w:val="18"/>
-          <w:szCs w:val="18"/>
-        </w:rPr>
-        <w:t>인증</w:t>
-      </w:r>
-      <w:r>
-        <w:rPr>
-          <w:rFonts w:ascii="Consolas" w:hAnsi="Consolas"/>
-          <w:sz w:val="18"/>
-          <w:szCs w:val="18"/>
-        </w:rPr>
-        <w:t xml:space="preserve"> </w:t>
-      </w:r>
-      <w:r>
-        <w:rPr>
-          <w:rFonts w:ascii="Consolas" w:hAnsi="Consolas"/>
-          <w:sz w:val="18"/>
-          <w:szCs w:val="18"/>
-        </w:rPr>
-        <w:t>실패</w:t>
-      </w:r>
-      <w:r>
-        <w:rPr>
-          <w:rFonts w:ascii="Consolas" w:hAnsi="Consolas"/>
-          <w:sz w:val="18"/>
-          <w:szCs w:val="18"/>
-        </w:rPr>
-        <w:t>" logs/spring.log | tail -2</w:t>
-      </w:r>
-    </w:p>
-    <w:p>
-      <w:pPr>
-        <w:spacing w:after="70" w:line="272" w:lineRule="auto"/>
-      </w:pPr>
-      <w:r>
-        <w:rPr>
-          <w:b/>
-          <w:bCs/>
-          <w:color w:val="2E7D32"/>
-        </w:rPr>
-        <w:t>② 로그인 성공 → HTTP 200 (토큰 발급)</w:t>
-      </w:r>
-    </w:p>
-    <w:p>
-      <w:pPr>
-        <w:spacing w:after="70" w:line="272" w:lineRule="auto"/>
-        <w:rPr>
-          <w:b/>
-          <w:bCs/>
-        </w:rPr>
-      </w:pPr>
-    </w:p>
-    <w:p>
-      <w:pPr>
-        <w:spacing w:after="70" w:line="272" w:lineRule="auto"/>
-      </w:pPr>
-      <w:r>
-        <w:rPr>
-          <w:b/>
-          <w:bCs/>
-        </w:rPr>
-        <w:t>요청</w:t>
-      </w:r>
-    </w:p>
-    <w:p>
-      <w:pPr>
-        <w:pBdr>
-          <w:top w:val="single" w:sz="4" w:space="3" w:color="D9D9D9"/>
-          <w:left w:val="single" w:sz="18" w:space="6" w:color="C0C0C0"/>
-        </w:pBdr>
-        <w:shd w:val="clear" w:color="auto" w:fill="F4F4F4"/>
-      </w:pPr>
-      <w:r>
-        <w:rPr>
-          <w:rFonts w:ascii="Consolas" w:hAnsi="Consolas"/>
-          <w:sz w:val="18"/>
-          <w:szCs w:val="18"/>
-        </w:rPr>
-        <w:t>curl -s -X POST "http://localhost:8080/api/userinfos/login" \</w:t>
-      </w:r>
-    </w:p>
-    <w:p>
-      <w:pPr>
-        <w:pBdr>
-          <w:left w:val="single" w:sz="18" w:space="6" w:color="C0C0C0"/>
-          <w:bottom w:val="single" w:sz="4" w:space="3" w:color="D9D9D9"/>
-        </w:pBdr>
-        <w:shd w:val="clear" w:color="auto" w:fill="F4F4F4"/>
-      </w:pPr>
-      <w:r>
-        <w:rPr>
-          <w:rFonts w:ascii="Consolas" w:hAnsi="Consolas"/>
-          <w:sz w:val="18"/>
-          <w:szCs w:val="18"/>
-        </w:rPr>
-        <w:t xml:space="preserve">  -H "Content-Type: application/json" -d '{"email":"user@aa.com","password":"pwd2"}'</w:t>
-      </w:r>
-    </w:p>
-    <w:p>
-      <w:pPr>
-        <w:spacing w:after="70" w:line="272" w:lineRule="auto"/>
-      </w:pPr>
-      <w:r>
-        <w:rPr>
-          <w:b/>
-          <w:bCs/>
-        </w:rPr>
-        <w:t>출력 로그 (1줄)</w:t>
-      </w:r>
-    </w:p>
-    <w:p>
-      <w:pPr>
-        <w:pBdr>
-          <w:top w:val="single" w:sz="4" w:space="3" w:color="D9D9D9"/>
-          <w:left w:val="single" w:sz="18" w:space="6" w:color="C0C0C0"/>
-          <w:bottom w:val="single" w:sz="4" w:space="3" w:color="D9D9D9"/>
-        </w:pBdr>
-        <w:shd w:val="clear" w:color="auto" w:fill="F4F4F4"/>
-      </w:pPr>
-      <w:r>
-        <w:rPr>
-          <w:rFonts w:ascii="Consolas" w:hAnsi="Consolas"/>
-          <w:sz w:val="18"/>
-          <w:szCs w:val="18"/>
-        </w:rPr>
-        <w:t xml:space="preserve">[AUDIT] </w:t>
-      </w:r>
-      <w:r>
-        <w:rPr>
-          <w:rFonts w:ascii="Consolas" w:hAnsi="Consolas"/>
-          <w:sz w:val="18"/>
-          <w:szCs w:val="18"/>
-        </w:rPr>
-        <w:t>로그인</w:t>
-      </w:r>
-      <w:r>
-        <w:rPr>
-          <w:rFonts w:ascii="Consolas" w:hAnsi="Consolas"/>
-          <w:sz w:val="18"/>
-          <w:szCs w:val="18"/>
-        </w:rPr>
-        <w:t xml:space="preserve"> </w:t>
-      </w:r>
-      <w:r>
-        <w:rPr>
-          <w:rFonts w:ascii="Consolas" w:hAnsi="Consolas"/>
-          <w:sz w:val="18"/>
-          <w:szCs w:val="18"/>
-        </w:rPr>
-        <w:t>성공</w:t>
-      </w:r>
-      <w:r>
-        <w:rPr>
-          <w:rFonts w:ascii="Consolas" w:hAnsi="Consolas"/>
-          <w:sz w:val="18"/>
-          <w:szCs w:val="18"/>
-        </w:rPr>
-        <w:t xml:space="preserve"> - user=us***@aa.com</w:t>
-      </w:r>
-    </w:p>
-    <w:p>
-      <w:pPr>
-        <w:spacing w:after="70" w:line="272" w:lineRule="auto"/>
-      </w:pPr>
-      <w:r>
-        <w:rPr>
-          <w:b/>
-          <w:bCs/>
-        </w:rPr>
-        <w:t>확인</w:t>
-      </w:r>
-    </w:p>
-    <w:p>
-      <w:pPr>
-        <w:pBdr>
-          <w:top w:val="single" w:sz="4" w:space="3" w:color="D9D9D9"/>
-          <w:left w:val="single" w:sz="18" w:space="6" w:color="C0C0C0"/>
-          <w:bottom w:val="single" w:sz="4" w:space="3" w:color="D9D9D9"/>
-        </w:pBdr>
-        <w:shd w:val="clear" w:color="auto" w:fill="F4F4F4"/>
-      </w:pPr>
-      <w:r>
-        <w:rPr>
-          <w:rFonts w:ascii="Consolas" w:hAnsi="Consolas"/>
-          <w:sz w:val="18"/>
-          <w:szCs w:val="18"/>
-        </w:rPr>
-        <w:t>grep "</w:t>
-      </w:r>
-      <w:r>
-        <w:rPr>
-          <w:rFonts w:ascii="Consolas" w:hAnsi="Consolas"/>
-          <w:sz w:val="18"/>
-          <w:szCs w:val="18"/>
-        </w:rPr>
-        <w:t>로그인</w:t>
-      </w:r>
-      <w:r>
-        <w:rPr>
-          <w:rFonts w:ascii="Consolas" w:hAnsi="Consolas"/>
-          <w:sz w:val="18"/>
-          <w:szCs w:val="18"/>
-        </w:rPr>
-        <w:t xml:space="preserve"> </w:t>
-      </w:r>
-      <w:r>
-        <w:rPr>
-          <w:rFonts w:ascii="Consolas" w:hAnsi="Consolas"/>
-          <w:sz w:val="18"/>
-          <w:szCs w:val="18"/>
-        </w:rPr>
-        <w:t>성공</w:t>
-      </w:r>
-      <w:r>
-        <w:rPr>
-          <w:rFonts w:ascii="Consolas" w:hAnsi="Consolas"/>
-          <w:sz w:val="18"/>
-          <w:szCs w:val="18"/>
-        </w:rPr>
-        <w:t>" logs/spring.log | tail -1</w:t>
-      </w:r>
-    </w:p>
-    <w:p>
-      <w:pPr>
-        <w:spacing w:after="70" w:line="272" w:lineRule="auto"/>
-      </w:pPr>
-      <w:r>
-        <w:rPr>
-          <w:b/>
-          <w:bCs/>
-          <w:color w:val="C00000"/>
-        </w:rPr>
-        <w:t>③ 접근 거부 (user가 admin 프로필) → HTTP 403</w:t>
-      </w:r>
-    </w:p>
-    <w:p>
-      <w:pPr>
-        <w:spacing w:after="70" w:line="272" w:lineRule="auto"/>
-      </w:pPr>
-      <w:r>
-        <w:rPr>
-          <w:b/>
-          <w:bCs/>
-        </w:rPr>
-        <w:t>요청 (</w:t>
-      </w:r>
-      <w:r>
-        <w:rPr>
-          <w:b/>
-          <w:bCs/>
-          <w:color w:val="FF0000"/>
-        </w:rPr>
-        <w:t>TOKEN</w:t>
-      </w:r>
-      <w:r>
-        <w:rPr>
-          <w:rFonts w:hint="eastAsia"/>
-          <w:b/>
-          <w:bCs/>
-          <w:color w:val="FF0000"/>
-        </w:rPr>
-        <w:t>변수의 값은</w:t>
-      </w:r>
-      <w:r>
-        <w:rPr>
-          <w:b/>
-          <w:bCs/>
-          <w:color w:val="FF0000"/>
-        </w:rPr>
-        <w:t xml:space="preserve"> </w:t>
-      </w:r>
-      <w:r>
-        <w:rPr>
-          <w:b/>
-          <w:bCs/>
-          <w:color w:val="FF0000"/>
-        </w:rPr>
-        <w:t>위 ②에서 받은</w:t>
-      </w:r>
-      <w:r>
-        <w:rPr>
-          <w:b/>
-          <w:bCs/>
-          <w:color w:val="FF0000"/>
-        </w:rPr>
-        <w:t xml:space="preserve"> </w:t>
-      </w:r>
-      <w:r>
-        <w:rPr>
-          <w:rFonts w:hint="eastAsia"/>
-          <w:b/>
-          <w:bCs/>
-          <w:color w:val="FF0000"/>
-        </w:rPr>
-        <w:t xml:space="preserve">토큰 값을 </w:t>
-      </w:r>
-      <w:r>
-        <w:rPr>
-          <w:b/>
-          <w:bCs/>
-          <w:color w:val="FF0000"/>
-        </w:rPr>
-        <w:t>사용</w:t>
-      </w:r>
-      <w:r>
-        <w:rPr>
-          <w:rFonts w:hint="eastAsia"/>
-          <w:b/>
-          <w:bCs/>
-          <w:color w:val="FF0000"/>
-        </w:rPr>
-        <w:t>해야 합니다.</w:t>
-      </w:r>
-      <w:r>
-        <w:rPr>
-          <w:b/>
-          <w:bCs/>
-          <w:color w:val="FF0000"/>
-        </w:rPr>
-        <w:t xml:space="preserve"> </w:t>
-      </w:r>
-      <w:r>
-        <w:rPr>
-          <w:b/>
-          <w:bCs/>
-        </w:rPr>
-        <w:t>)</w:t>
-      </w:r>
-    </w:p>
-    <w:p>
-      <w:pPr>
-        <w:pBdr>
-          <w:top w:val="single" w:sz="4" w:space="3" w:color="D9D9D9"/>
-          <w:left w:val="single" w:sz="18" w:space="6" w:color="C0C0C0"/>
-        </w:pBdr>
-        <w:shd w:val="clear" w:color="auto" w:fill="F4F4F4"/>
-        <w:rPr>
-          <w:rFonts w:ascii="Consolas" w:hAnsi="Consolas"/>
-          <w:sz w:val="18"/>
-          <w:szCs w:val="18"/>
-        </w:rPr>
-      </w:pPr>
-      <w:r>
-        <w:rPr>
-          <w:rFonts w:ascii="Consolas" w:hAnsi="Consolas"/>
-          <w:sz w:val="18"/>
-          <w:szCs w:val="18"/>
-        </w:rPr>
-        <w:t>TOKEN=</w:t>
-      </w:r>
-      <w:proofErr w:type="spellStart"/>
-      <w:r>
-        <w:rPr>
-          <w:rFonts w:ascii="Consolas" w:hAnsi="Consolas"/>
-          <w:sz w:val="18"/>
-          <w:szCs w:val="18"/>
-        </w:rPr>
-        <w:t>eyJhbGciOiJIUz</w:t>
-      </w:r>
-      <w:proofErr w:type="spellEnd"/>
-    </w:p>
-    <w:p>
-      <w:pPr>
-        <w:pBdr>
-          <w:top w:val="single" w:sz="4" w:space="3" w:color="D9D9D9"/>
-          <w:left w:val="single" w:sz="18" w:space="6" w:color="C0C0C0"/>
-        </w:pBdr>
-        <w:shd w:val="clear" w:color="auto" w:fill="F4F4F4"/>
-      </w:pPr>
-      <w:r>
-        <w:rPr>
-          <w:rFonts w:ascii="Consolas" w:hAnsi="Consolas"/>
-          <w:sz w:val="18"/>
-          <w:szCs w:val="18"/>
-        </w:rPr>
-        <w:t>curl -s -o /dev/null -H "Authorization: Bearer $TOKEN" \</w:t>
-      </w:r>
-    </w:p>
-    <w:p>
-      <w:pPr>
-        <w:pBdr>
-          <w:left w:val="single" w:sz="18" w:space="6" w:color="C0C0C0"/>
-          <w:bottom w:val="single" w:sz="4" w:space="3" w:color="D9D9D9"/>
-        </w:pBdr>
-        <w:shd w:val="clear" w:color="auto" w:fill="F4F4F4"/>
-      </w:pPr>
-      <w:r>
-        <w:rPr>
-          <w:rFonts w:ascii="Consolas" w:hAnsi="Consolas"/>
-          <w:sz w:val="18"/>
-          <w:szCs w:val="18"/>
-        </w:rPr>
-        <w:t xml:space="preserve">  "http://localhost:8080/api/idor/profiles-safe/1"</w:t>
-      </w:r>
-    </w:p>
-    <w:p>
-      <w:pPr>
-        <w:spacing w:after="70" w:line="272" w:lineRule="auto"/>
-      </w:pPr>
-      <w:r>
-        <w:rPr>
-          <w:b/>
-          <w:bCs/>
-        </w:rPr>
-        <w:t>출력 로그 (1줄)</w:t>
-      </w:r>
-    </w:p>
-    <w:p>
-      <w:pPr>
-        <w:pBdr>
-          <w:top w:val="single" w:sz="4" w:space="3" w:color="D9D9D9"/>
-          <w:left w:val="single" w:sz="18" w:space="6" w:color="C0C0C0"/>
-          <w:bottom w:val="single" w:sz="4" w:space="3" w:color="D9D9D9"/>
-        </w:pBdr>
-        <w:shd w:val="clear" w:color="auto" w:fill="F4F4F4"/>
-      </w:pPr>
-      <w:r>
-        <w:rPr>
-          <w:rFonts w:ascii="Consolas" w:hAnsi="Consolas"/>
-          <w:sz w:val="18"/>
-          <w:szCs w:val="18"/>
-        </w:rPr>
-        <w:t xml:space="preserve">[AUDIT] </w:t>
-      </w:r>
-      <w:r>
-        <w:rPr>
-          <w:rFonts w:ascii="Consolas" w:hAnsi="Consolas"/>
-          <w:sz w:val="18"/>
-          <w:szCs w:val="18"/>
-        </w:rPr>
-        <w:t>접근</w:t>
-      </w:r>
-      <w:r>
-        <w:rPr>
-          <w:rFonts w:ascii="Consolas" w:hAnsi="Consolas"/>
-          <w:sz w:val="18"/>
-          <w:szCs w:val="18"/>
-        </w:rPr>
-        <w:t xml:space="preserve"> </w:t>
-      </w:r>
-      <w:r>
-        <w:rPr>
-          <w:rFonts w:ascii="Consolas" w:hAnsi="Consolas"/>
-          <w:sz w:val="18"/>
-          <w:szCs w:val="18"/>
-        </w:rPr>
-        <w:t>거부</w:t>
-      </w:r>
-      <w:r>
-        <w:rPr>
-          <w:rFonts w:ascii="Consolas" w:hAnsi="Consolas"/>
-          <w:sz w:val="18"/>
-          <w:szCs w:val="18"/>
-        </w:rPr>
-        <w:t xml:space="preserve">(403) - GET /api/idor/profiles-safe/1 from ...::1 : </w:t>
-      </w:r>
-      <w:r>
-        <w:rPr>
-          <w:rFonts w:ascii="Consolas" w:hAnsi="Consolas"/>
-          <w:sz w:val="18"/>
-          <w:szCs w:val="18"/>
-        </w:rPr>
-        <w:t>본인</w:t>
-      </w:r>
-      <w:r>
-        <w:rPr>
-          <w:rFonts w:ascii="Consolas" w:hAnsi="Consolas"/>
-          <w:sz w:val="18"/>
-          <w:szCs w:val="18"/>
-        </w:rPr>
-        <w:t xml:space="preserve"> </w:t>
-      </w:r>
-      <w:r>
-        <w:rPr>
-          <w:rFonts w:ascii="Consolas" w:hAnsi="Consolas"/>
-          <w:sz w:val="18"/>
-          <w:szCs w:val="18"/>
-        </w:rPr>
-        <w:t>또는</w:t>
-      </w:r>
-      <w:r>
-        <w:rPr>
-          <w:rFonts w:ascii="Consolas" w:hAnsi="Consolas"/>
-          <w:sz w:val="18"/>
-          <w:szCs w:val="18"/>
-        </w:rPr>
-        <w:t xml:space="preserve"> </w:t>
-      </w:r>
-      <w:r>
-        <w:rPr>
-          <w:rFonts w:ascii="Consolas" w:hAnsi="Consolas"/>
-          <w:sz w:val="18"/>
-          <w:szCs w:val="18"/>
-        </w:rPr>
-        <w:t>관리자만</w:t>
-      </w:r>
-      <w:r>
-        <w:rPr>
-          <w:rFonts w:ascii="Consolas" w:hAnsi="Consolas"/>
-          <w:sz w:val="18"/>
-          <w:szCs w:val="18"/>
-        </w:rPr>
-        <w:t xml:space="preserve"> </w:t>
-      </w:r>
-      <w:r>
-        <w:rPr>
-          <w:rFonts w:ascii="Consolas" w:hAnsi="Consolas"/>
-          <w:sz w:val="18"/>
-          <w:szCs w:val="18"/>
-        </w:rPr>
-        <w:t>조회할</w:t>
-      </w:r>
-      <w:r>
-        <w:rPr>
-          <w:rFonts w:ascii="Consolas" w:hAnsi="Consolas"/>
-          <w:sz w:val="18"/>
-          <w:szCs w:val="18"/>
-        </w:rPr>
-        <w:t xml:space="preserve"> </w:t>
-      </w:r>
-      <w:r>
-        <w:rPr>
-          <w:rFonts w:ascii="Consolas" w:hAnsi="Consolas"/>
-          <w:sz w:val="18"/>
-          <w:szCs w:val="18"/>
-        </w:rPr>
-        <w:t>수</w:t>
-      </w:r>
-      <w:r>
-        <w:rPr>
-          <w:rFonts w:ascii="Consolas" w:hAnsi="Consolas"/>
-          <w:sz w:val="18"/>
-          <w:szCs w:val="18"/>
-        </w:rPr>
-        <w:t xml:space="preserve"> </w:t>
-      </w:r>
-      <w:r>
-        <w:rPr>
-          <w:rFonts w:ascii="Consolas" w:hAnsi="Consolas"/>
-          <w:sz w:val="18"/>
-          <w:szCs w:val="18"/>
-        </w:rPr>
-        <w:t>있습니다</w:t>
-      </w:r>
-    </w:p>
-    <w:p>
-      <w:pPr>
-        <w:spacing w:after="70" w:line="272" w:lineRule="auto"/>
-      </w:pPr>
-      <w:r>
-        <w:rPr>
-          <w:b/>
-          <w:bCs/>
-        </w:rPr>
-        <w:t>확인</w:t>
-      </w:r>
-    </w:p>
-    <w:p>
-      <w:pPr>
-        <w:pBdr>
-          <w:top w:val="single" w:sz="4" w:space="3" w:color="D9D9D9"/>
-          <w:left w:val="single" w:sz="18" w:space="6" w:color="C0C0C0"/>
-          <w:bottom w:val="single" w:sz="4" w:space="3" w:color="D9D9D9"/>
-        </w:pBdr>
-        <w:shd w:val="clear" w:color="auto" w:fill="F4F4F4"/>
-      </w:pPr>
-      <w:bookmarkStart w:id="0" w:name="_GoBack"/>
-      <w:r>
-        <w:rPr>
-          <w:rFonts w:ascii="Consolas" w:hAnsi="Consolas"/>
-          <w:sz w:val="18"/>
-          <w:szCs w:val="18"/>
-        </w:rPr>
-        <w:t>grep "</w:t>
-      </w:r>
-      <w:r>
-        <w:rPr>
-          <w:rFonts w:ascii="Consolas" w:hAnsi="Consolas"/>
-          <w:sz w:val="18"/>
-          <w:szCs w:val="18"/>
-        </w:rPr>
-        <w:t>접근</w:t>
-      </w:r>
-      <w:r>
-        <w:rPr>
-          <w:rFonts w:ascii="Consolas" w:hAnsi="Consolas"/>
-          <w:sz w:val="18"/>
-          <w:szCs w:val="18"/>
-        </w:rPr>
-        <w:t xml:space="preserve"> </w:t>
-      </w:r>
-      <w:r>
-        <w:rPr>
-          <w:rFonts w:ascii="Consolas" w:hAnsi="Consolas"/>
-          <w:sz w:val="18"/>
-          <w:szCs w:val="18"/>
-        </w:rPr>
-        <w:t>거부</w:t>
-      </w:r>
-      <w:r>
-        <w:rPr>
-          <w:rFonts w:ascii="Consolas" w:hAnsi="Consolas"/>
-          <w:sz w:val="18"/>
-          <w:szCs w:val="18"/>
-        </w:rPr>
-        <w:t>" logs/spring.log | tail -1</w:t>
+        <w:t xml:space="preserve">grep "접근 거부" logs/spring.log | tail -1</w:t>
       </w:r>
       <w:bookmarkEnd w:id="0"/>
     </w:p>
@@ -2742,7 +2337,453 @@
           <w:bCs/>
           <w:color w:val="1F3864"/>
         </w:rPr>
-        <w:t>7. 핵심 요약</w:t>
+        <w:t xml:space="preserve">7. 예외 처리 하드닝 (OWASP #10)</w:t>
+      </w:r>
+    </w:p>
+    <w:p>
+      <w:pPr>
+        <w:spacing w:after="80" w:line="272" w:lineRule="auto"/>
+      </w:pPr>
+      <w:r>
+        <w:rPr>
+          <w:sz w:val="20"/>
+          <w:szCs w:val="20"/>
+        </w:rPr>
+        <w:t xml:space="preserve">#9(로깅)과 짝을 이루는 #10(예외 상황 처리 미흡) 대응이다. 예외 발생 시 내부 정보를 외부에 노출하지 않고(fail-closed), </w:t>
+      </w:r>
+      <w:r>
+        <w:rPr>
+          <w:b/>
+          <w:bCs/>
+          <w:sz w:val="20"/>
+          <w:szCs w:val="20"/>
+        </w:rPr>
+        <w:t xml:space="preserve">외부엔 일반 메시지+traceId, 내부 로그엔 상세</w:t>
+      </w:r>
+      <w:r>
+        <w:rPr>
+          <w:sz w:val="20"/>
+          <w:szCs w:val="20"/>
+        </w:rPr>
+        <w:t xml:space="preserve">를 남긴다.</w:t>
+      </w:r>
+    </w:p>
+    <w:p>
+      <w:pPr>
+        <w:pStyle w:val="2"/>
+        <w:spacing w:before="240" w:after="100"/>
+      </w:pPr>
+      <w:r>
+        <w:rPr>
+          <w:b/>
+          <w:bCs/>
+          <w:color w:val="2E5496"/>
+        </w:rPr>
+        <w:t xml:space="preserve">7-1. 무엇을 바꿔나</w:t>
+      </w:r>
+    </w:p>
+    <w:p>
+      <w:pPr>
+        <w:spacing w:after="80" w:line="272" w:lineRule="auto"/>
+      </w:pPr>
+      <w:r>
+        <w:rPr>
+          <w:b/>
+          <w:bCs/>
+          <w:sz w:val="20"/>
+          <w:szCs w:val="20"/>
+        </w:rPr>
+        <w:t xml:space="preserve">• </w:t>
+      </w:r>
+      <w:r>
+        <w:rPr>
+          <w:sz w:val="20"/>
+          <w:szCs w:val="20"/>
+        </w:rPr>
+        <w:t xml:space="preserve">500(RuntimeException) → 일반 메시지+traceId (e.getMessage() 숨김)</w:t>
+      </w:r>
+    </w:p>
+    <w:p>
+      <w:pPr>
+        <w:spacing w:after="80" w:line="272" w:lineRule="auto"/>
+      </w:pPr>
+      <w:r>
+        <w:rPr>
+          <w:b/>
+          <w:bCs/>
+          <w:sz w:val="20"/>
+          <w:szCs w:val="20"/>
+        </w:rPr>
+        <w:t xml:space="preserve">• </w:t>
+      </w:r>
+      <w:r>
+        <w:rPr>
+          <w:sz w:val="20"/>
+          <w:szCs w:val="20"/>
+        </w:rPr>
+        <w:t xml:space="preserve">catch-all @ExceptionHandler(Exception.class) → 안 잡힌 예외도 fail-closed 500</w:t>
+      </w:r>
+    </w:p>
+    <w:p>
+      <w:pPr>
+        <w:spacing w:after="80" w:line="272" w:lineRule="auto"/>
+      </w:pPr>
+      <w:r>
+        <w:rPr>
+          <w:b/>
+          <w:bCs/>
+          <w:sz w:val="20"/>
+          <w:szCs w:val="20"/>
+        </w:rPr>
+        <w:t xml:space="preserve">• </w:t>
+      </w:r>
+      <w:r>
+        <w:rPr>
+          <w:sz w:val="20"/>
+          <w:szCs w:val="20"/>
+        </w:rPr>
+        <w:t xml:space="preserve">400 본문 파싱 오류도 일반화(파서 상세 숨김)</w:t>
+      </w:r>
+    </w:p>
+    <w:p>
+      <w:pPr>
+        <w:spacing w:after="80" w:line="272" w:lineRule="auto"/>
+      </w:pPr>
+      <w:r>
+        <w:rPr>
+          <w:b/>
+          <w:bCs/>
+          <w:sz w:val="20"/>
+          <w:szCs w:val="20"/>
+        </w:rPr>
+        <w:t xml:space="preserve">• </w:t>
+      </w:r>
+      <w:r>
+        <w:rPr>
+          <w:sz w:val="20"/>
+          <w:szCs w:val="20"/>
+        </w:rPr>
+        <w:t xml:space="preserve">server.error.include-*=never (층1 기본 오류 처리기 명시)</w:t>
+      </w:r>
+    </w:p>
+    <w:p>
+      <w:pPr>
+        <w:pBdr>
+          <w:top w:val="single" w:sz="4" w:space="3" w:color="D9D9D9"/>
+          <w:left w:val="single" w:sz="18" w:space="6" w:color="C0C0C0"/>
+        </w:pBdr>
+        <w:shd w:val="clear" w:color="auto" w:fill="F4F4F4"/>
+        <w:spacing w:after="0" w:line="240" w:lineRule="auto"/>
+      </w:pPr>
+      <w:r>
+        <w:rPr>
+          <w:rFonts w:ascii="Consolas" w:hAnsi="Consolas"/>
+          <w:sz w:val="18"/>
+          <w:szCs w:val="18"/>
+        </w:rPr>
+        <w:t xml:space="preserve">private ResponseEntity&lt;ErrorObject&gt; internalError(Exception e, HttpServletRequest request) {</w:t>
+      </w:r>
+    </w:p>
+    <w:p>
+      <w:pPr>
+        <w:pBdr>
+          <w:left w:val="single" w:sz="18" w:space="6" w:color="C0C0C0"/>
+        </w:pBdr>
+        <w:shd w:val="clear" w:color="auto" w:fill="F4F4F4"/>
+        <w:spacing w:after="0" w:line="240" w:lineRule="auto"/>
+      </w:pPr>
+      <w:r>
+        <w:rPr>
+          <w:rFonts w:ascii="Consolas" w:hAnsi="Consolas"/>
+          <w:sz w:val="18"/>
+          <w:szCs w:val="18"/>
+        </w:rPr>
+        <w:t xml:space="preserve">    String traceId = newTraceId();</w:t>
+      </w:r>
+    </w:p>
+    <w:p>
+      <w:pPr>
+        <w:pBdr>
+          <w:left w:val="single" w:sz="18" w:space="6" w:color="C0C0C0"/>
+        </w:pBdr>
+        <w:shd w:val="clear" w:color="auto" w:fill="F4F4F4"/>
+        <w:spacing w:after="0" w:line="240" w:lineRule="auto"/>
+      </w:pPr>
+      <w:r>
+        <w:rPr>
+          <w:rFonts w:ascii="Consolas" w:hAnsi="Consolas"/>
+          <w:sz w:val="18"/>
+          <w:szCs w:val="18"/>
+        </w:rPr>
+        <w:t xml:space="preserve">    // 내부 로그: 상세 + traceId</w:t>
+      </w:r>
+    </w:p>
+    <w:p>
+      <w:pPr>
+        <w:pBdr>
+          <w:left w:val="single" w:sz="18" w:space="6" w:color="C0C0C0"/>
+        </w:pBdr>
+        <w:shd w:val="clear" w:color="auto" w:fill="F4F4F4"/>
+        <w:spacing w:after="0" w:line="240" w:lineRule="auto"/>
+      </w:pPr>
+      <w:r>
+        <w:rPr>
+          <w:rFonts w:ascii="Consolas" w:hAnsi="Consolas"/>
+          <w:sz w:val="18"/>
+          <w:szCs w:val="18"/>
+        </w:rPr>
+        <w:t xml:space="preserve">    log.error("[ERROR][{}] {} {} : {}", traceId, request.getMethod(), request.getRequestURI(), e.getMessage(), e);</w:t>
+      </w:r>
+    </w:p>
+    <w:p>
+      <w:pPr>
+        <w:pBdr>
+          <w:left w:val="single" w:sz="18" w:space="6" w:color="C0C0C0"/>
+        </w:pBdr>
+        <w:shd w:val="clear" w:color="auto" w:fill="F4F4F4"/>
+        <w:spacing w:after="0" w:line="240" w:lineRule="auto"/>
+      </w:pPr>
+      <w:r>
+        <w:rPr>
+          <w:rFonts w:ascii="Consolas" w:hAnsi="Consolas"/>
+          <w:sz w:val="18"/>
+          <w:szCs w:val="18"/>
+        </w:rPr>
+        <w:t xml:space="preserve">    // 외부 응답: 일반 메시지 + traceId (내부 메시지 숨김)</w:t>
+      </w:r>
+    </w:p>
+    <w:p>
+      <w:pPr>
+        <w:pBdr>
+          <w:left w:val="single" w:sz="18" w:space="6" w:color="C0C0C0"/>
+        </w:pBdr>
+        <w:shd w:val="clear" w:color="auto" w:fill="F4F4F4"/>
+        <w:spacing w:after="0" w:line="240" w:lineRule="auto"/>
+      </w:pPr>
+      <w:r>
+        <w:rPr>
+          <w:rFonts w:ascii="Consolas" w:hAnsi="Consolas"/>
+          <w:sz w:val="18"/>
+          <w:szCs w:val="18"/>
+        </w:rPr>
+        <w:t xml:space="preserve">    errorObject.setMessage("서버 내부 오류가 발생했습니다. (traceId: " + traceId + ")");</w:t>
+      </w:r>
+    </w:p>
+    <w:p>
+      <w:pPr>
+        <w:pBdr>
+          <w:left w:val="single" w:sz="18" w:space="6" w:color="C0C0C0"/>
+        </w:pBdr>
+        <w:shd w:val="clear" w:color="auto" w:fill="F4F4F4"/>
+        <w:spacing w:after="0" w:line="240" w:lineRule="auto"/>
+      </w:pPr>
+      <w:r>
+        <w:rPr>
+          <w:rFonts w:ascii="Consolas" w:hAnsi="Consolas"/>
+          <w:sz w:val="18"/>
+          <w:szCs w:val="18"/>
+        </w:rPr>
+        <w:t xml:space="preserve">    ...</w:t>
+      </w:r>
+    </w:p>
+    <w:p>
+      <w:pPr>
+        <w:pBdr>
+          <w:left w:val="single" w:sz="18" w:space="6" w:color="C0C0C0"/>
+          <w:bottom w:val="single" w:sz="4" w:space="3" w:color="D9D9D9"/>
+        </w:pBdr>
+        <w:shd w:val="clear" w:color="auto" w:fill="F4F4F4"/>
+        <w:spacing w:after="0" w:line="240" w:lineRule="auto"/>
+      </w:pPr>
+      <w:r>
+        <w:rPr>
+          <w:rFonts w:ascii="Consolas" w:hAnsi="Consolas"/>
+          <w:sz w:val="18"/>
+          <w:szCs w:val="18"/>
+        </w:rPr>
+        <w:t xml:space="preserve">}</w:t>
+      </w:r>
+    </w:p>
+    <w:p>
+      <w:pPr>
+        <w:pStyle w:val="2"/>
+        <w:spacing w:before="240" w:after="100"/>
+      </w:pPr>
+      <w:r>
+        <w:rPr>
+          <w:b/>
+          <w:bCs/>
+          <w:color w:val="2E5496"/>
+        </w:rPr>
+        <w:t xml:space="preserve">7-2. 실습 : 500 오류 하드닝 확인</w:t>
+      </w:r>
+    </w:p>
+    <w:p>
+      <w:pPr>
+        <w:spacing w:after="80" w:line="272" w:lineRule="auto"/>
+      </w:pPr>
+      <w:r>
+        <w:rPr>
+          <w:sz w:val="20"/>
+          <w:szCs w:val="20"/>
+        </w:rPr>
+        <w:t xml:space="preserve">깨진 SQL 페이로드(단일 따옴표)로 500을 유발하고, 외부 응답과 내부 로그를 비교한다.</w:t>
+      </w:r>
+    </w:p>
+    <w:p>
+      <w:pPr>
+        <w:pBdr>
+          <w:top w:val="single" w:sz="4" w:space="3" w:color="D9D9D9"/>
+          <w:left w:val="single" w:sz="18" w:space="6" w:color="C0C0C0"/>
+          <w:bottom w:val="single" w:sz="4" w:space="3" w:color="D9D9D9"/>
+        </w:pBdr>
+        <w:shd w:val="clear" w:color="auto" w:fill="F4F4F4"/>
+        <w:spacing w:after="0" w:line="240" w:lineRule="auto"/>
+      </w:pPr>
+      <w:r>
+        <w:rPr>
+          <w:rFonts w:ascii="Consolas" w:hAnsi="Consolas"/>
+          <w:sz w:val="18"/>
+          <w:szCs w:val="18"/>
+        </w:rPr>
+        <w:t xml:space="preserve">curl -s -w "\n[HTTP %{http_code}]\n" "http://localhost:8080/api/vuln/sqli/students?name=%27"</w:t>
+      </w:r>
+    </w:p>
+    <w:p>
+      <w:pPr>
+        <w:spacing w:after="80" w:line="272" w:lineRule="auto"/>
+      </w:pPr>
+      <w:r>
+        <w:rPr>
+          <w:b/>
+          <w:bCs/>
+          <w:sz w:val="20"/>
+          <w:szCs w:val="20"/>
+          <w:color w:val="2E7D32"/>
+        </w:rPr>
+        <w:t xml:space="preserve">외부 응답 (일반 메시지+traceId)</w:t>
+      </w:r>
+    </w:p>
+    <w:p>
+      <w:pPr>
+        <w:pBdr>
+          <w:top w:val="single" w:sz="4" w:space="3" w:color="D9D9D9"/>
+          <w:left w:val="single" w:sz="18" w:space="6" w:color="C0C0C0"/>
+          <w:bottom w:val="single" w:sz="4" w:space="3" w:color="D9D9D9"/>
+        </w:pBdr>
+        <w:shd w:val="clear" w:color="auto" w:fill="F4F4F4"/>
+        <w:spacing w:after="0" w:line="240" w:lineRule="auto"/>
+      </w:pPr>
+      <w:r>
+        <w:rPr>
+          <w:rFonts w:ascii="Consolas" w:hAnsi="Consolas"/>
+          <w:sz w:val="18"/>
+          <w:szCs w:val="18"/>
+        </w:rPr>
+        <w:t xml:space="preserve">{"statusCode":500,"message":"서버 내부 오류가 발생했습니다. (traceId: 9a51a868)", ...}</w:t>
+      </w:r>
+    </w:p>
+    <w:p>
+      <w:pPr>
+        <w:spacing w:after="80" w:line="272" w:lineRule="auto"/>
+      </w:pPr>
+      <w:r>
+        <w:rPr>
+          <w:b/>
+          <w:bCs/>
+          <w:sz w:val="20"/>
+          <w:szCs w:val="20"/>
+          <w:color w:val="C00000"/>
+        </w:rPr>
+        <w:t xml:space="preserve">내부 로그 (상세 + 동일 traceId)</w:t>
+      </w:r>
+    </w:p>
+    <w:p>
+      <w:pPr>
+        <w:pBdr>
+          <w:top w:val="single" w:sz="4" w:space="3" w:color="D9D9D9"/>
+          <w:left w:val="single" w:sz="18" w:space="6" w:color="C0C0C0"/>
+          <w:bottom w:val="single" w:sz="4" w:space="3" w:color="D9D9D9"/>
+        </w:pBdr>
+        <w:shd w:val="clear" w:color="auto" w:fill="F4F4F4"/>
+        <w:spacing w:after="0" w:line="240" w:lineRule="auto"/>
+      </w:pPr>
+      <w:r>
+        <w:rPr>
+          <w:rFonts w:ascii="Consolas" w:hAnsi="Consolas"/>
+          <w:sz w:val="18"/>
+          <w:szCs w:val="18"/>
+        </w:rPr>
+        <w:t xml:space="preserve">[ERROR][9a51a868] GET /api/vuln/sqli/students : bad SQL grammar [SELECT ... WHERE name LIKE '%'%']</w:t>
+      </w:r>
+    </w:p>
+    <w:p>
+      <w:pPr>
+        <w:spacing w:after="80" w:line="272" w:lineRule="auto"/>
+      </w:pPr>
+      <w:r>
+        <w:rPr>
+          <w:b/>
+          <w:bCs/>
+          <w:sz w:val="20"/>
+          <w:szCs w:val="20"/>
+        </w:rPr>
+        <w:t xml:space="preserve">확인</w:t>
+      </w:r>
+    </w:p>
+    <w:p>
+      <w:pPr>
+        <w:pBdr>
+          <w:top w:val="single" w:sz="4" w:space="3" w:color="D9D9D9"/>
+          <w:left w:val="single" w:sz="18" w:space="6" w:color="C0C0C0"/>
+          <w:bottom w:val="single" w:sz="4" w:space="3" w:color="D9D9D9"/>
+        </w:pBdr>
+        <w:shd w:val="clear" w:color="auto" w:fill="F4F4F4"/>
+        <w:spacing w:after="0" w:line="240" w:lineRule="auto"/>
+      </w:pPr>
+      <w:r>
+        <w:rPr>
+          <w:rFonts w:ascii="Consolas" w:hAnsi="Consolas"/>
+          <w:sz w:val="18"/>
+          <w:szCs w:val="18"/>
+        </w:rPr>
+        <w:t xml:space="preserve">grep "\[ERROR\]" logs/spring.log | tail -1</w:t>
+      </w:r>
+    </w:p>
+    <w:p>
+      <w:pPr>
+        <w:spacing w:after="80" w:line="272" w:lineRule="auto"/>
+      </w:pPr>
+      <w:r>
+        <w:rPr>
+          <w:b/>
+          <w:bCs/>
+          <w:sz w:val="20"/>
+          <w:szCs w:val="20"/>
+          <w:color w:val="1F3864"/>
+        </w:rPr>
+        <w:t xml:space="preserve">핵심 — </w:t>
+      </w:r>
+      <w:r>
+        <w:rPr>
+          <w:sz w:val="20"/>
+          <w:szCs w:val="20"/>
+        </w:rPr>
+        <w:t xml:space="preserve">traceId(9a51a868)로 외부 응답과 내부 로그가 연결되며, 외부엔 SQL 내부 구조가 노출되지 않는다. 하드닝 전엔 e.getMessage()가 응답에 담겨 SQL 오류가 그대로 노출됐다.</w:t>
+      </w:r>
+    </w:p>
+    <w:p>
+      <w:pPr>
+        <w:pStyle w:val="1"/>
+        <w:spacing w:before="320" w:after="160"/>
+      </w:pPr>
+      <w:r>
+        <w:rPr>
+          <w:b/>
+          <w:bCs/>
+          <w:color w:val="1F3864"/>
+        </w:rPr>
+        <w:t>8. 핵심 요약</w:t>
       </w:r>
     </w:p>
     <w:p>

--- a/docs/security/04_Logging_Hardening.docx
+++ b/docs/security/04_Logging_Hardening.docx
@@ -168,7 +168,25 @@
         <w:spacing w:after="50" w:line="264" w:lineRule="auto"/>
       </w:pPr>
       <w:r>
-        <w:t xml:space="preserve">7. 예외 처리 하드닝 (OWASP #10)</w:t>
+        <w:t xml:space="preserve">7. </w:t>
+      </w:r>
+      <w:r>
+        <w:t>예외</w:t>
+      </w:r>
+      <w:r>
+        <w:t xml:space="preserve"> </w:t>
+      </w:r>
+      <w:r>
+        <w:t>처리</w:t>
+      </w:r>
+      <w:r>
+        <w:t xml:space="preserve"> </w:t>
+      </w:r>
+      <w:r>
+        <w:t>하드닝</w:t>
+      </w:r>
+      <w:r>
+        <w:t xml:space="preserve"> (OWASP #10)</w:t>
       </w:r>
     </w:p>
     <w:p>
@@ -911,7 +929,23 @@
         <w:spacing w:after="90" w:line="272" w:lineRule="auto"/>
       </w:pPr>
       <w:r>
-        <w:t>SecurityAuditListener — Spring Security 가 발행하는 로그인 성공/실패 이벤트를 받아 감사 로그를 남긴다. 이메일은 마스킹한다.</w:t>
+        <w:t xml:space="preserve">SecurityAuditListener — Spring Security 가 발행하는 로그인 성공/실패 이벤트를 받아 감사 로그를 남긴다. 이메일은 </w:t>
+      </w:r>
+      <w:proofErr w:type="spellStart"/>
+      <w:r>
+        <w:t>마스킹</w:t>
+      </w:r>
+      <w:proofErr w:type="spellEnd"/>
+      <w:r>
+        <w:rPr>
+          <w:rFonts w:hint="eastAsia"/>
+        </w:rPr>
+        <w:t xml:space="preserve"> </w:t>
+      </w:r>
+      <w:bookmarkStart w:id="0" w:name="_GoBack"/>
+      <w:bookmarkEnd w:id="0"/>
+      <w:r>
+        <w:t>한다.</w:t>
       </w:r>
     </w:p>
     <w:p>
@@ -1169,6 +1203,106 @@
       </w:r>
       <w:r>
         <w:t>폼 로그인(/login-process)과 REST 로그인(/api/userinfos/login) 모두 AuthenticationManager 를 거치므로 이벤트가 발생한다. JWT 필터 자체 검증은 이벤트를 내지 않는다.</w:t>
+      </w:r>
+    </w:p>
+    <w:p>
+      <w:pPr>
+        <w:spacing w:after="90" w:line="272" w:lineRule="auto"/>
+      </w:pPr>
+      <w:r>
+        <w:rPr>
+          <w:b/>
+          <w:bCs/>
+        </w:rPr>
+        <w:t xml:space="preserve">리스너는 어떻게 호출되나 — </w:t>
+      </w:r>
+      <w:r>
+        <w:t xml:space="preserve">SecurityAuditListener 에는 메서드를 직접 호출하는 코드가 없다. </w:t>
+      </w:r>
+      <w:r>
+        <w:rPr>
+          <w:b/>
+          <w:bCs/>
+        </w:rPr>
+        <w:t>@EventListener</w:t>
+      </w:r>
+      <w:r>
+        <w:t xml:space="preserve"> 가 Spring 의 이벤트 발행/구독 메커니즘에 올라타 있어서, </w:t>
+      </w:r>
+      <w:r>
+        <w:rPr>
+          <w:b/>
+          <w:bCs/>
+        </w:rPr>
+        <w:t>AuthenticationManager</w:t>
+      </w:r>
+      <w:r>
+        <w:t>(내부적으로 ProviderManager)가 인증 결과에 맞는 이벤트를 발행하면, Spring 컨테이너가 파라미터 타입이 일치하는 리스너 메서드를 찾아 자동으로 호출한다. 그래서 리스너는 인증 처리 코드를 직접 참조하지 않고도 폼 로그인·REST 로그인 등 모든 인증 경로의 결과를 감사 로그로 남길 수 있다.</w:t>
+      </w:r>
+    </w:p>
+    <w:p>
+      <w:pPr>
+        <w:spacing w:after="90" w:line="272" w:lineRule="auto"/>
+      </w:pPr>
+      <w:r>
+        <w:rPr>
+          <w:b/>
+          <w:bCs/>
+        </w:rPr>
+        <w:t xml:space="preserve">AuthenticationSuccessEvent — </w:t>
+      </w:r>
+      <w:r>
+        <w:t xml:space="preserve">인증이 성공했을 때 발행되는 이벤트. </w:t>
+      </w:r>
+      <w:r>
+        <w:rPr>
+          <w:b/>
+          <w:bCs/>
+        </w:rPr>
+        <w:t>getAuthentication()</w:t>
+      </w:r>
+      <w:r>
+        <w:t xml:space="preserve"> 으로 인증된 Authentication 객체(사용자명·권한 등)를 담고 있다.</w:t>
+      </w:r>
+    </w:p>
+    <w:p>
+      <w:pPr>
+        <w:spacing w:after="90" w:line="272" w:lineRule="auto"/>
+      </w:pPr>
+      <w:r>
+        <w:rPr>
+          <w:b/>
+          <w:bCs/>
+        </w:rPr>
+        <w:t xml:space="preserve">AbstractAuthenticationFailureEvent — </w:t>
+      </w:r>
+      <w:r>
+        <w:t xml:space="preserve">인증 실패 이벤트들의 공통 부모 클래스(추상 클래스). 실제로 발행되는 것은 실패 원인별 구체 이벤트(예: AuthenticationFailureBadCredentialsEvent, AuthenticationFailureLockedEvent, AuthenticationFailureDisabledEvent 등)이며, </w:t>
+      </w:r>
+      <w:r>
+        <w:rPr>
+          <w:b/>
+          <w:bCs/>
+        </w:rPr>
+        <w:t>getException()</w:t>
+      </w:r>
+      <w:r>
+        <w:t xml:space="preserve"> 으로 실패 원인 예외를 꺼낼 수 있다.</w:t>
+      </w:r>
+    </w:p>
+    <w:p>
+      <w:pPr>
+        <w:spacing w:after="90" w:line="272" w:lineRule="auto"/>
+      </w:pPr>
+      <w:r>
+        <w:rPr>
+          <w:b/>
+          <w:bCs/>
+        </w:rPr>
+        <w:t xml:space="preserve">SecurityAuditListener 는 위 이벤트들의 변동사항을 리스닝 하는가 — </w:t>
+      </w:r>
+      <w:r>
+        <w:t>그렇다. onAuthenticationFailure(AbstractAuthenticationFailureEvent event) 는 파라미터를 부모 타입으로 선언했기 때문에, 어떤 구체 실패 이벤트가 발행되든 이 메서드 하나가 전부 수신한다. onAuthenticationSuccess 는 성공 이벤트만 수신한다. 따라서 인증 성공/실패라는 두 가지 상태 변화를 누락 없이 감사 로그로 남긴다.</w:t>
       </w:r>
     </w:p>
     <w:p>
@@ -1885,7 +2019,39 @@
           <w:sz w:val="18"/>
           <w:szCs w:val="18"/>
         </w:rPr>
-        <w:t xml:space="preserve">[AUDIT] 로그인 실패 - user=us***@aa.com, reason=BadCredentialsException</w:t>
+        <w:t xml:space="preserve">[AUDIT] </w:t>
+      </w:r>
+      <w:r>
+        <w:rPr>
+          <w:rFonts w:ascii="Consolas" w:hAnsi="Consolas"/>
+          <w:sz w:val="18"/>
+          <w:szCs w:val="18"/>
+        </w:rPr>
+        <w:t>로그인</w:t>
+      </w:r>
+      <w:r>
+        <w:rPr>
+          <w:rFonts w:ascii="Consolas" w:hAnsi="Consolas"/>
+          <w:sz w:val="18"/>
+          <w:szCs w:val="18"/>
+        </w:rPr>
+        <w:t xml:space="preserve"> </w:t>
+      </w:r>
+      <w:r>
+        <w:rPr>
+          <w:rFonts w:ascii="Consolas" w:hAnsi="Consolas"/>
+          <w:sz w:val="18"/>
+          <w:szCs w:val="18"/>
+        </w:rPr>
+        <w:t>실패</w:t>
+      </w:r>
+      <w:r>
+        <w:rPr>
+          <w:rFonts w:ascii="Consolas" w:hAnsi="Consolas"/>
+          <w:sz w:val="18"/>
+          <w:szCs w:val="18"/>
+        </w:rPr>
+        <w:t xml:space="preserve"> - user=us***@aa.com, reason=BadCredentialsException</w:t>
       </w:r>
     </w:p>
     <w:p>
@@ -1902,7 +2068,87 @@
           <w:sz w:val="18"/>
           <w:szCs w:val="18"/>
         </w:rPr>
-        <w:t xml:space="preserve">[AUDIT] 인증 실패(401) - POST /api/userinfos/login from ...::1 : 자격 증명에 실패하였습니다.</w:t>
+        <w:t xml:space="preserve">[AUDIT] </w:t>
+      </w:r>
+      <w:r>
+        <w:rPr>
+          <w:rFonts w:ascii="Consolas" w:hAnsi="Consolas"/>
+          <w:sz w:val="18"/>
+          <w:szCs w:val="18"/>
+        </w:rPr>
+        <w:t>인증</w:t>
+      </w:r>
+      <w:r>
+        <w:rPr>
+          <w:rFonts w:ascii="Consolas" w:hAnsi="Consolas"/>
+          <w:sz w:val="18"/>
+          <w:szCs w:val="18"/>
+        </w:rPr>
+        <w:t xml:space="preserve"> </w:t>
+      </w:r>
+      <w:r>
+        <w:rPr>
+          <w:rFonts w:ascii="Consolas" w:hAnsi="Consolas"/>
+          <w:sz w:val="18"/>
+          <w:szCs w:val="18"/>
+        </w:rPr>
+        <w:t>실패</w:t>
+      </w:r>
+      <w:r>
+        <w:rPr>
+          <w:rFonts w:ascii="Consolas" w:hAnsi="Consolas"/>
+          <w:sz w:val="18"/>
+          <w:szCs w:val="18"/>
+        </w:rPr>
+        <w:t xml:space="preserve">(401) - POST /api/userinfos/login from ...::1 : </w:t>
+      </w:r>
+      <w:r>
+        <w:rPr>
+          <w:rFonts w:ascii="Consolas" w:hAnsi="Consolas"/>
+          <w:sz w:val="18"/>
+          <w:szCs w:val="18"/>
+        </w:rPr>
+        <w:t>자격</w:t>
+      </w:r>
+      <w:r>
+        <w:rPr>
+          <w:rFonts w:ascii="Consolas" w:hAnsi="Consolas"/>
+          <w:sz w:val="18"/>
+          <w:szCs w:val="18"/>
+        </w:rPr>
+        <w:t xml:space="preserve"> </w:t>
+      </w:r>
+      <w:r>
+        <w:rPr>
+          <w:rFonts w:ascii="Consolas" w:hAnsi="Consolas"/>
+          <w:sz w:val="18"/>
+          <w:szCs w:val="18"/>
+        </w:rPr>
+        <w:t>증명에</w:t>
+      </w:r>
+      <w:r>
+        <w:rPr>
+          <w:rFonts w:ascii="Consolas" w:hAnsi="Consolas"/>
+          <w:sz w:val="18"/>
+          <w:szCs w:val="18"/>
+        </w:rPr>
+        <w:t xml:space="preserve"> </w:t>
+      </w:r>
+      <w:r>
+        <w:rPr>
+          <w:rFonts w:ascii="Consolas" w:hAnsi="Consolas"/>
+          <w:sz w:val="18"/>
+          <w:szCs w:val="18"/>
+        </w:rPr>
+        <w:t>실패하였습니다</w:t>
+      </w:r>
+      <w:r>
+        <w:rPr>
+          <w:rFonts w:ascii="Consolas" w:hAnsi="Consolas"/>
+          <w:sz w:val="18"/>
+          <w:szCs w:val="18"/>
+        </w:rPr>
+        <w:t>.</w:t>
       </w:r>
     </w:p>
     <w:p>
@@ -1932,7 +2178,71 @@
           <w:sz w:val="18"/>
           <w:szCs w:val="18"/>
         </w:rPr>
-        <w:t xml:space="preserve">grep -E "로그인 실패|인증 실패" logs/spring.log | tail -2</w:t>
+        <w:t>grep -E "</w:t>
+      </w:r>
+      <w:r>
+        <w:rPr>
+          <w:rFonts w:ascii="Consolas" w:hAnsi="Consolas"/>
+          <w:sz w:val="18"/>
+          <w:szCs w:val="18"/>
+        </w:rPr>
+        <w:t>로그인</w:t>
+      </w:r>
+      <w:r>
+        <w:rPr>
+          <w:rFonts w:ascii="Consolas" w:hAnsi="Consolas"/>
+          <w:sz w:val="18"/>
+          <w:szCs w:val="18"/>
+        </w:rPr>
+        <w:t xml:space="preserve"> </w:t>
+      </w:r>
+      <w:r>
+        <w:rPr>
+          <w:rFonts w:ascii="Consolas" w:hAnsi="Consolas"/>
+          <w:sz w:val="18"/>
+          <w:szCs w:val="18"/>
+        </w:rPr>
+        <w:t>실패</w:t>
+      </w:r>
+      <w:r>
+        <w:rPr>
+          <w:rFonts w:ascii="Consolas" w:hAnsi="Consolas"/>
+          <w:sz w:val="18"/>
+          <w:szCs w:val="18"/>
+        </w:rPr>
+        <w:t>|</w:t>
+      </w:r>
+      <w:r>
+        <w:rPr>
+          <w:rFonts w:ascii="Consolas" w:hAnsi="Consolas"/>
+          <w:sz w:val="18"/>
+          <w:szCs w:val="18"/>
+        </w:rPr>
+        <w:t>인증</w:t>
+      </w:r>
+      <w:r>
+        <w:rPr>
+          <w:rFonts w:ascii="Consolas" w:hAnsi="Consolas"/>
+          <w:sz w:val="18"/>
+          <w:szCs w:val="18"/>
+        </w:rPr>
+        <w:t xml:space="preserve"> </w:t>
+      </w:r>
+      <w:r>
+        <w:rPr>
+          <w:rFonts w:ascii="Consolas" w:hAnsi="Consolas"/>
+          <w:sz w:val="18"/>
+          <w:szCs w:val="18"/>
+        </w:rPr>
+        <w:t>실패</w:t>
+      </w:r>
+      <w:r>
+        <w:rPr>
+          <w:rFonts w:ascii="Consolas" w:hAnsi="Consolas"/>
+          <w:sz w:val="18"/>
+          <w:szCs w:val="18"/>
+        </w:rPr>
+        <w:t>" logs/spring.log | tail -2</w:t>
       </w:r>
     </w:p>
     <w:p>
@@ -2030,7 +2340,39 @@
           <w:sz w:val="18"/>
           <w:szCs w:val="18"/>
         </w:rPr>
-        <w:t xml:space="preserve">[AUDIT] 로그인 성공 - user=us***@aa.com</w:t>
+        <w:t xml:space="preserve">[AUDIT] </w:t>
+      </w:r>
+      <w:r>
+        <w:rPr>
+          <w:rFonts w:ascii="Consolas" w:hAnsi="Consolas"/>
+          <w:sz w:val="18"/>
+          <w:szCs w:val="18"/>
+        </w:rPr>
+        <w:t>로그인</w:t>
+      </w:r>
+      <w:r>
+        <w:rPr>
+          <w:rFonts w:ascii="Consolas" w:hAnsi="Consolas"/>
+          <w:sz w:val="18"/>
+          <w:szCs w:val="18"/>
+        </w:rPr>
+        <w:t xml:space="preserve"> </w:t>
+      </w:r>
+      <w:r>
+        <w:rPr>
+          <w:rFonts w:ascii="Consolas" w:hAnsi="Consolas"/>
+          <w:sz w:val="18"/>
+          <w:szCs w:val="18"/>
+        </w:rPr>
+        <w:t>성공</w:t>
+      </w:r>
+      <w:r>
+        <w:rPr>
+          <w:rFonts w:ascii="Consolas" w:hAnsi="Consolas"/>
+          <w:sz w:val="18"/>
+          <w:szCs w:val="18"/>
+        </w:rPr>
+        <w:t xml:space="preserve"> - user=us***@aa.com</w:t>
       </w:r>
     </w:p>
     <w:p>
@@ -2060,7 +2402,39 @@
           <w:sz w:val="18"/>
           <w:szCs w:val="18"/>
         </w:rPr>
-        <w:t xml:space="preserve">grep "로그인 성공" logs/spring.log | tail -1</w:t>
+        <w:t>grep "</w:t>
+      </w:r>
+      <w:r>
+        <w:rPr>
+          <w:rFonts w:ascii="Consolas" w:hAnsi="Consolas"/>
+          <w:sz w:val="18"/>
+          <w:szCs w:val="18"/>
+        </w:rPr>
+        <w:t>로그인</w:t>
+      </w:r>
+      <w:r>
+        <w:rPr>
+          <w:rFonts w:ascii="Consolas" w:hAnsi="Consolas"/>
+          <w:sz w:val="18"/>
+          <w:szCs w:val="18"/>
+        </w:rPr>
+        <w:t xml:space="preserve"> </w:t>
+      </w:r>
+      <w:r>
+        <w:rPr>
+          <w:rFonts w:ascii="Consolas" w:hAnsi="Consolas"/>
+          <w:sz w:val="18"/>
+          <w:szCs w:val="18"/>
+        </w:rPr>
+        <w:t>성공</w:t>
+      </w:r>
+      <w:r>
+        <w:rPr>
+          <w:rFonts w:ascii="Consolas" w:hAnsi="Consolas"/>
+          <w:sz w:val="18"/>
+          <w:szCs w:val="18"/>
+        </w:rPr>
+        <w:t>" logs/spring.log | tail -1</w:t>
       </w:r>
     </w:p>
     <w:p>
@@ -2237,7 +2611,127 @@
           <w:sz w:val="18"/>
           <w:szCs w:val="18"/>
         </w:rPr>
-        <w:t xml:space="preserve">[AUDIT] 접근 거부(403) - GET /api/idor/profiles-safe/1 from ...::1 : 본인 또는 관리자만 조회할 수 있습니다</w:t>
+        <w:t xml:space="preserve">[AUDIT] </w:t>
+      </w:r>
+      <w:r>
+        <w:rPr>
+          <w:rFonts w:ascii="Consolas" w:hAnsi="Consolas"/>
+          <w:sz w:val="18"/>
+          <w:szCs w:val="18"/>
+        </w:rPr>
+        <w:t>접근</w:t>
+      </w:r>
+      <w:r>
+        <w:rPr>
+          <w:rFonts w:ascii="Consolas" w:hAnsi="Consolas"/>
+          <w:sz w:val="18"/>
+          <w:szCs w:val="18"/>
+        </w:rPr>
+        <w:t xml:space="preserve"> </w:t>
+      </w:r>
+      <w:r>
+        <w:rPr>
+          <w:rFonts w:ascii="Consolas" w:hAnsi="Consolas"/>
+          <w:sz w:val="18"/>
+          <w:szCs w:val="18"/>
+        </w:rPr>
+        <w:t>거부</w:t>
+      </w:r>
+      <w:r>
+        <w:rPr>
+          <w:rFonts w:ascii="Consolas" w:hAnsi="Consolas"/>
+          <w:sz w:val="18"/>
+          <w:szCs w:val="18"/>
+        </w:rPr>
+        <w:t xml:space="preserve">(403) - GET /api/idor/profiles-safe/1 from ...::1 : </w:t>
+      </w:r>
+      <w:r>
+        <w:rPr>
+          <w:rFonts w:ascii="Consolas" w:hAnsi="Consolas"/>
+          <w:sz w:val="18"/>
+          <w:szCs w:val="18"/>
+        </w:rPr>
+        <w:t>본인</w:t>
+      </w:r>
+      <w:r>
+        <w:rPr>
+          <w:rFonts w:ascii="Consolas" w:hAnsi="Consolas"/>
+          <w:sz w:val="18"/>
+          <w:szCs w:val="18"/>
+        </w:rPr>
+        <w:t xml:space="preserve"> </w:t>
+      </w:r>
+      <w:r>
+        <w:rPr>
+          <w:rFonts w:ascii="Consolas" w:hAnsi="Consolas"/>
+          <w:sz w:val="18"/>
+          <w:szCs w:val="18"/>
+        </w:rPr>
+        <w:t>또는</w:t>
+      </w:r>
+      <w:r>
+        <w:rPr>
+          <w:rFonts w:ascii="Consolas" w:hAnsi="Consolas"/>
+          <w:sz w:val="18"/>
+          <w:szCs w:val="18"/>
+        </w:rPr>
+        <w:t xml:space="preserve"> </w:t>
+      </w:r>
+      <w:r>
+        <w:rPr>
+          <w:rFonts w:ascii="Consolas" w:hAnsi="Consolas"/>
+          <w:sz w:val="18"/>
+          <w:szCs w:val="18"/>
+        </w:rPr>
+        <w:t>관리자만</w:t>
+      </w:r>
+      <w:r>
+        <w:rPr>
+          <w:rFonts w:ascii="Consolas" w:hAnsi="Consolas"/>
+          <w:sz w:val="18"/>
+          <w:szCs w:val="18"/>
+        </w:rPr>
+        <w:t xml:space="preserve"> </w:t>
+      </w:r>
+      <w:r>
+        <w:rPr>
+          <w:rFonts w:ascii="Consolas" w:hAnsi="Consolas"/>
+          <w:sz w:val="18"/>
+          <w:szCs w:val="18"/>
+        </w:rPr>
+        <w:t>조회할</w:t>
+      </w:r>
+      <w:r>
+        <w:rPr>
+          <w:rFonts w:ascii="Consolas" w:hAnsi="Consolas"/>
+          <w:sz w:val="18"/>
+          <w:szCs w:val="18"/>
+        </w:rPr>
+        <w:t xml:space="preserve"> </w:t>
+      </w:r>
+      <w:r>
+        <w:rPr>
+          <w:rFonts w:ascii="Consolas" w:hAnsi="Consolas"/>
+          <w:sz w:val="18"/>
+          <w:szCs w:val="18"/>
+        </w:rPr>
+        <w:t>수</w:t>
+      </w:r>
+      <w:r>
+        <w:rPr>
+          <w:rFonts w:ascii="Consolas" w:hAnsi="Consolas"/>
+          <w:sz w:val="18"/>
+          <w:szCs w:val="18"/>
+        </w:rPr>
+        <w:t xml:space="preserve"> </w:t>
+      </w:r>
+      <w:r>
+        <w:rPr>
+          <w:rFonts w:ascii="Consolas" w:hAnsi="Consolas"/>
+          <w:sz w:val="18"/>
+          <w:szCs w:val="18"/>
+        </w:rPr>
+        <w:t>있습니다</w:t>
       </w:r>
     </w:p>
     <w:p>
@@ -2261,16 +2755,46 @@
         </w:pBdr>
         <w:shd w:val="clear" w:color="auto" w:fill="F4F4F4"/>
       </w:pPr>
-      <w:bookmarkStart w:id="0" w:name="_GoBack"/>
-      <w:r>
-        <w:rPr>
-          <w:rFonts w:ascii="Consolas" w:hAnsi="Consolas"/>
-          <w:sz w:val="18"/>
-          <w:szCs w:val="18"/>
-        </w:rPr>
-        <w:t xml:space="preserve">grep "접근 거부" logs/spring.log | tail -1</w:t>
-      </w:r>
-      <w:bookmarkEnd w:id="0"/>
+      <w:r>
+        <w:rPr>
+          <w:rFonts w:ascii="Consolas" w:hAnsi="Consolas"/>
+          <w:sz w:val="18"/>
+          <w:szCs w:val="18"/>
+        </w:rPr>
+        <w:t>grep "</w:t>
+      </w:r>
+      <w:r>
+        <w:rPr>
+          <w:rFonts w:ascii="Consolas" w:hAnsi="Consolas"/>
+          <w:sz w:val="18"/>
+          <w:szCs w:val="18"/>
+        </w:rPr>
+        <w:t>접근</w:t>
+      </w:r>
+      <w:r>
+        <w:rPr>
+          <w:rFonts w:ascii="Consolas" w:hAnsi="Consolas"/>
+          <w:sz w:val="18"/>
+          <w:szCs w:val="18"/>
+        </w:rPr>
+        <w:t xml:space="preserve"> </w:t>
+      </w:r>
+      <w:r>
+        <w:rPr>
+          <w:rFonts w:ascii="Consolas" w:hAnsi="Consolas"/>
+          <w:sz w:val="18"/>
+          <w:szCs w:val="18"/>
+        </w:rPr>
+        <w:t>거부</w:t>
+      </w:r>
+      <w:r>
+        <w:rPr>
+          <w:rFonts w:ascii="Consolas" w:hAnsi="Consolas"/>
+          <w:sz w:val="18"/>
+          <w:szCs w:val="18"/>
+        </w:rPr>
+        <w:t>" logs/spring.log | tail -1</w:t>
+      </w:r>
     </w:p>
     <w:p>
       <w:pPr>
@@ -2337,7 +2861,55 @@
           <w:bCs/>
           <w:color w:val="1F3864"/>
         </w:rPr>
-        <w:t xml:space="preserve">7. 예외 처리 하드닝 (OWASP #10)</w:t>
+        <w:t xml:space="preserve">7. </w:t>
+      </w:r>
+      <w:r>
+        <w:rPr>
+          <w:b/>
+          <w:bCs/>
+          <w:color w:val="1F3864"/>
+        </w:rPr>
+        <w:t>예외</w:t>
+      </w:r>
+      <w:r>
+        <w:rPr>
+          <w:b/>
+          <w:bCs/>
+          <w:color w:val="1F3864"/>
+        </w:rPr>
+        <w:t xml:space="preserve"> </w:t>
+      </w:r>
+      <w:r>
+        <w:rPr>
+          <w:b/>
+          <w:bCs/>
+          <w:color w:val="1F3864"/>
+        </w:rPr>
+        <w:t>처리</w:t>
+      </w:r>
+      <w:r>
+        <w:rPr>
+          <w:b/>
+          <w:bCs/>
+          <w:color w:val="1F3864"/>
+        </w:rPr>
+        <w:t xml:space="preserve"> </w:t>
+      </w:r>
+      <w:r>
+        <w:rPr>
+          <w:b/>
+          <w:bCs/>
+          <w:color w:val="1F3864"/>
+        </w:rPr>
+        <w:t>하드닝</w:t>
+      </w:r>
+      <w:r>
+        <w:rPr>
+          <w:b/>
+          <w:bCs/>
+          <w:color w:val="1F3864"/>
+        </w:rPr>
+        <w:t xml:space="preserve"> (OWASP #10)</w:t>
       </w:r>
     </w:p>
     <w:p>
@@ -2345,27 +2917,198 @@
         <w:spacing w:after="80" w:line="272" w:lineRule="auto"/>
       </w:pPr>
       <w:r>
-        <w:rPr>
-          <w:sz w:val="20"/>
-          <w:szCs w:val="20"/>
-        </w:rPr>
-        <w:t xml:space="preserve">#9(로깅)과 짝을 이루는 #10(예외 상황 처리 미흡) 대응이다. 예외 발생 시 내부 정보를 외부에 노출하지 않고(fail-closed), </w:t>
-      </w:r>
-      <w:r>
-        <w:rPr>
-          <w:b/>
-          <w:bCs/>
-          <w:sz w:val="20"/>
-          <w:szCs w:val="20"/>
-        </w:rPr>
-        <w:t xml:space="preserve">외부엔 일반 메시지+traceId, 내부 로그엔 상세</w:t>
-      </w:r>
-      <w:r>
-        <w:rPr>
-          <w:sz w:val="20"/>
-          <w:szCs w:val="20"/>
-        </w:rPr>
-        <w:t xml:space="preserve">를 남긴다.</w:t>
+        <w:t>#9(</w:t>
+      </w:r>
+      <w:r>
+        <w:t>로깅</w:t>
+      </w:r>
+      <w:r>
+        <w:t>)</w:t>
+      </w:r>
+      <w:r>
+        <w:t>과</w:t>
+      </w:r>
+      <w:r>
+        <w:t xml:space="preserve"> </w:t>
+      </w:r>
+      <w:r>
+        <w:t>짝을</w:t>
+      </w:r>
+      <w:r>
+        <w:t xml:space="preserve"> </w:t>
+      </w:r>
+      <w:r>
+        <w:t>이루는</w:t>
+      </w:r>
+      <w:r>
+        <w:t xml:space="preserve"> #10(</w:t>
+      </w:r>
+      <w:r>
+        <w:t>예외</w:t>
+      </w:r>
+      <w:r>
+        <w:t xml:space="preserve"> </w:t>
+      </w:r>
+      <w:r>
+        <w:t>상황</w:t>
+      </w:r>
+      <w:r>
+        <w:t xml:space="preserve"> </w:t>
+      </w:r>
+      <w:r>
+        <w:t>처리</w:t>
+      </w:r>
+      <w:r>
+        <w:t xml:space="preserve"> </w:t>
+      </w:r>
+      <w:r>
+        <w:t>미흡</w:t>
+      </w:r>
+      <w:r>
+        <w:t xml:space="preserve">) </w:t>
+      </w:r>
+      <w:r>
+        <w:t>대응이다</w:t>
+      </w:r>
+      <w:r>
+        <w:t xml:space="preserve">. </w:t>
+      </w:r>
+      <w:r>
+        <w:t>예외</w:t>
+      </w:r>
+      <w:r>
+        <w:t xml:space="preserve"> </w:t>
+      </w:r>
+      <w:r>
+        <w:t>발생</w:t>
+      </w:r>
+      <w:r>
+        <w:t xml:space="preserve"> </w:t>
+      </w:r>
+      <w:r>
+        <w:t>시</w:t>
+      </w:r>
+      <w:r>
+        <w:t xml:space="preserve"> </w:t>
+      </w:r>
+      <w:r>
+        <w:t>내부</w:t>
+      </w:r>
+      <w:r>
+        <w:t xml:space="preserve"> </w:t>
+      </w:r>
+      <w:r>
+        <w:t>정보를</w:t>
+      </w:r>
+      <w:r>
+        <w:t xml:space="preserve"> </w:t>
+      </w:r>
+      <w:r>
+        <w:t>외부에</w:t>
+      </w:r>
+      <w:r>
+        <w:t xml:space="preserve"> </w:t>
+      </w:r>
+      <w:r>
+        <w:t>노출하지</w:t>
+      </w:r>
+      <w:r>
+        <w:t xml:space="preserve"> </w:t>
+      </w:r>
+      <w:r>
+        <w:t>않고</w:t>
+      </w:r>
+      <w:r>
+        <w:t xml:space="preserve">(fail-closed), </w:t>
+      </w:r>
+      <w:r>
+        <w:rPr>
+          <w:b/>
+          <w:bCs/>
+        </w:rPr>
+        <w:t>외부엔</w:t>
+      </w:r>
+      <w:r>
+        <w:rPr>
+          <w:b/>
+          <w:bCs/>
+        </w:rPr>
+        <w:t xml:space="preserve"> </w:t>
+      </w:r>
+      <w:r>
+        <w:rPr>
+          <w:b/>
+          <w:bCs/>
+        </w:rPr>
+        <w:t>일반</w:t>
+      </w:r>
+      <w:r>
+        <w:rPr>
+          <w:b/>
+          <w:bCs/>
+        </w:rPr>
+        <w:t xml:space="preserve"> </w:t>
+      </w:r>
+      <w:r>
+        <w:rPr>
+          <w:b/>
+          <w:bCs/>
+        </w:rPr>
+        <w:t>메시지</w:t>
+      </w:r>
+      <w:r>
+        <w:rPr>
+          <w:b/>
+          <w:bCs/>
+        </w:rPr>
+        <w:t xml:space="preserve">+traceId, </w:t>
+      </w:r>
+      <w:r>
+        <w:rPr>
+          <w:b/>
+          <w:bCs/>
+        </w:rPr>
+        <w:t>내부</w:t>
+      </w:r>
+      <w:r>
+        <w:rPr>
+          <w:b/>
+          <w:bCs/>
+        </w:rPr>
+        <w:t xml:space="preserve"> </w:t>
+      </w:r>
+      <w:r>
+        <w:rPr>
+          <w:b/>
+          <w:bCs/>
+        </w:rPr>
+        <w:t>로그엔</w:t>
+      </w:r>
+      <w:r>
+        <w:rPr>
+          <w:b/>
+          <w:bCs/>
+        </w:rPr>
+        <w:t xml:space="preserve"> </w:t>
+      </w:r>
+      <w:r>
+        <w:rPr>
+          <w:b/>
+          <w:bCs/>
+        </w:rPr>
+        <w:t>상세</w:t>
+      </w:r>
+      <w:r>
+        <w:t>를</w:t>
+      </w:r>
+      <w:r>
+        <w:t xml:space="preserve"> </w:t>
+      </w:r>
+      <w:r>
+        <w:t>남긴다</w:t>
+      </w:r>
+      <w:r>
+        <w:t>.</w:t>
       </w:r>
     </w:p>
     <w:p>
@@ -2379,7 +3122,31 @@
           <w:bCs/>
           <w:color w:val="2E5496"/>
         </w:rPr>
-        <w:t xml:space="preserve">7-1. 무엇을 바꿔나</w:t>
+        <w:t xml:space="preserve">7-1. </w:t>
+      </w:r>
+      <w:r>
+        <w:rPr>
+          <w:b/>
+          <w:bCs/>
+          <w:color w:val="2E5496"/>
+        </w:rPr>
+        <w:t>무엇을</w:t>
+      </w:r>
+      <w:r>
+        <w:rPr>
+          <w:b/>
+          <w:bCs/>
+          <w:color w:val="2E5496"/>
+        </w:rPr>
+        <w:t xml:space="preserve"> </w:t>
+      </w:r>
+      <w:r>
+        <w:rPr>
+          <w:b/>
+          <w:bCs/>
+          <w:color w:val="2E5496"/>
+        </w:rPr>
+        <w:t>바꿔나</w:t>
       </w:r>
     </w:p>
     <w:p>
@@ -2390,17 +3157,29 @@
         <w:rPr>
           <w:b/>
           <w:bCs/>
-          <w:sz w:val="20"/>
-          <w:szCs w:val="20"/>
         </w:rPr>
         <w:t xml:space="preserve">• </w:t>
       </w:r>
       <w:r>
-        <w:rPr>
-          <w:sz w:val="20"/>
-          <w:szCs w:val="20"/>
-        </w:rPr>
-        <w:t xml:space="preserve">500(RuntimeException) → 일반 메시지+traceId (e.getMessage() 숨김)</w:t>
+        <w:t xml:space="preserve">500(RuntimeException) → </w:t>
+      </w:r>
+      <w:r>
+        <w:t>일반</w:t>
+      </w:r>
+      <w:r>
+        <w:t xml:space="preserve"> </w:t>
+      </w:r>
+      <w:r>
+        <w:t>메시지</w:t>
+      </w:r>
+      <w:r>
+        <w:t xml:space="preserve">+traceId (e.getMessage() </w:t>
+      </w:r>
+      <w:r>
+        <w:t>숨김</w:t>
+      </w:r>
+      <w:r>
+        <w:t>)</w:t>
       </w:r>
     </w:p>
     <w:p>
@@ -2411,17 +3190,29 @@
         <w:rPr>
           <w:b/>
           <w:bCs/>
-          <w:sz w:val="20"/>
-          <w:szCs w:val="20"/>
         </w:rPr>
         <w:t xml:space="preserve">• </w:t>
       </w:r>
       <w:r>
-        <w:rPr>
-          <w:sz w:val="20"/>
-          <w:szCs w:val="20"/>
-        </w:rPr>
-        <w:t xml:space="preserve">catch-all @ExceptionHandler(Exception.class) → 안 잡힌 예외도 fail-closed 500</w:t>
+        <w:t xml:space="preserve">catch-all @ExceptionHandler(Exception.class) → </w:t>
+      </w:r>
+      <w:r>
+        <w:t>안</w:t>
+      </w:r>
+      <w:r>
+        <w:t xml:space="preserve"> </w:t>
+      </w:r>
+      <w:r>
+        <w:t>잡힌</w:t>
+      </w:r>
+      <w:r>
+        <w:t xml:space="preserve"> </w:t>
+      </w:r>
+      <w:r>
+        <w:t>예외도</w:t>
+      </w:r>
+      <w:r>
+        <w:t xml:space="preserve"> fail-closed 500</w:t>
       </w:r>
     </w:p>
     <w:p>
@@ -2432,17 +3223,54 @@
         <w:rPr>
           <w:b/>
           <w:bCs/>
-          <w:sz w:val="20"/>
-          <w:szCs w:val="20"/>
-        </w:rPr>
+        </w:rPr>
+        <w:lastRenderedPageBreak/>
         <w:t xml:space="preserve">• </w:t>
       </w:r>
       <w:r>
-        <w:rPr>
-          <w:sz w:val="20"/>
-          <w:szCs w:val="20"/>
-        </w:rPr>
-        <w:t xml:space="preserve">400 본문 파싱 오류도 일반화(파서 상세 숨김)</w:t>
+        <w:t xml:space="preserve">400 </w:t>
+      </w:r>
+      <w:r>
+        <w:t>본문</w:t>
+      </w:r>
+      <w:r>
+        <w:t xml:space="preserve"> </w:t>
+      </w:r>
+      <w:r>
+        <w:t>파싱</w:t>
+      </w:r>
+      <w:r>
+        <w:t xml:space="preserve"> </w:t>
+      </w:r>
+      <w:r>
+        <w:t>오류도</w:t>
+      </w:r>
+      <w:r>
+        <w:t xml:space="preserve"> </w:t>
+      </w:r>
+      <w:r>
+        <w:t>일반화</w:t>
+      </w:r>
+      <w:r>
+        <w:t>(</w:t>
+      </w:r>
+      <w:r>
+        <w:t>파서</w:t>
+      </w:r>
+      <w:r>
+        <w:t xml:space="preserve"> </w:t>
+      </w:r>
+      <w:r>
+        <w:t>상세</w:t>
+      </w:r>
+      <w:r>
+        <w:t xml:space="preserve"> </w:t>
+      </w:r>
+      <w:r>
+        <w:t>숨김</w:t>
+      </w:r>
+      <w:r>
+        <w:t>)</w:t>
       </w:r>
     </w:p>
     <w:p>
@@ -2453,17 +3281,41 @@
         <w:rPr>
           <w:b/>
           <w:bCs/>
-          <w:sz w:val="20"/>
-          <w:szCs w:val="20"/>
         </w:rPr>
         <w:t xml:space="preserve">• </w:t>
       </w:r>
       <w:r>
-        <w:rPr>
-          <w:sz w:val="20"/>
-          <w:szCs w:val="20"/>
-        </w:rPr>
-        <w:t xml:space="preserve">server.error.include-*=never (층1 기본 오류 처리기 명시)</w:t>
+        <w:t>server.error.include-*=never (</w:t>
+      </w:r>
+      <w:r>
+        <w:t>층</w:t>
+      </w:r>
+      <w:r>
+        <w:t xml:space="preserve">1 </w:t>
+      </w:r>
+      <w:r>
+        <w:t>기본</w:t>
+      </w:r>
+      <w:r>
+        <w:t xml:space="preserve"> </w:t>
+      </w:r>
+      <w:r>
+        <w:t>오류</w:t>
+      </w:r>
+      <w:r>
+        <w:t xml:space="preserve"> </w:t>
+      </w:r>
+      <w:r>
+        <w:t>처리기</w:t>
+      </w:r>
+      <w:r>
+        <w:t xml:space="preserve"> </w:t>
+      </w:r>
+      <w:r>
+        <w:t>명시</w:t>
+      </w:r>
+      <w:r>
+        <w:t>)</w:t>
       </w:r>
     </w:p>
     <w:p>
@@ -2473,58 +3325,110 @@
           <w:left w:val="single" w:sz="18" w:space="6" w:color="C0C0C0"/>
         </w:pBdr>
         <w:shd w:val="clear" w:color="auto" w:fill="F4F4F4"/>
-        <w:spacing w:after="0" w:line="240" w:lineRule="auto"/>
-      </w:pPr>
-      <w:r>
-        <w:rPr>
-          <w:rFonts w:ascii="Consolas" w:hAnsi="Consolas"/>
-          <w:sz w:val="18"/>
-          <w:szCs w:val="18"/>
-        </w:rPr>
-        <w:t xml:space="preserve">private ResponseEntity&lt;ErrorObject&gt; internalError(Exception e, HttpServletRequest request) {</w:t>
-      </w:r>
-    </w:p>
-    <w:p>
-      <w:pPr>
-        <w:pBdr>
-          <w:left w:val="single" w:sz="18" w:space="6" w:color="C0C0C0"/>
-        </w:pBdr>
-        <w:shd w:val="clear" w:color="auto" w:fill="F4F4F4"/>
-        <w:spacing w:after="0" w:line="240" w:lineRule="auto"/>
-      </w:pPr>
-      <w:r>
-        <w:rPr>
-          <w:rFonts w:ascii="Consolas" w:hAnsi="Consolas"/>
-          <w:sz w:val="18"/>
-          <w:szCs w:val="18"/>
-        </w:rPr>
-        <w:t xml:space="preserve">    String traceId = newTraceId();</w:t>
-      </w:r>
-    </w:p>
-    <w:p>
-      <w:pPr>
-        <w:pBdr>
-          <w:left w:val="single" w:sz="18" w:space="6" w:color="C0C0C0"/>
-        </w:pBdr>
-        <w:shd w:val="clear" w:color="auto" w:fill="F4F4F4"/>
-        <w:spacing w:after="0" w:line="240" w:lineRule="auto"/>
-      </w:pPr>
-      <w:r>
-        <w:rPr>
-          <w:rFonts w:ascii="Consolas" w:hAnsi="Consolas"/>
-          <w:sz w:val="18"/>
-          <w:szCs w:val="18"/>
-        </w:rPr>
-        <w:t xml:space="preserve">    // 내부 로그: 상세 + traceId</w:t>
-      </w:r>
-    </w:p>
-    <w:p>
-      <w:pPr>
-        <w:pBdr>
-          <w:left w:val="single" w:sz="18" w:space="6" w:color="C0C0C0"/>
-        </w:pBdr>
-        <w:shd w:val="clear" w:color="auto" w:fill="F4F4F4"/>
-        <w:spacing w:after="0" w:line="240" w:lineRule="auto"/>
+      </w:pPr>
+      <w:r>
+        <w:rPr>
+          <w:rFonts w:ascii="Consolas" w:hAnsi="Consolas"/>
+          <w:sz w:val="18"/>
+          <w:szCs w:val="18"/>
+        </w:rPr>
+        <w:t>private ResponseEntity&lt;ErrorObject&gt; internalError(Exception e, HttpServletRequest request) {</w:t>
+      </w:r>
+    </w:p>
+    <w:p>
+      <w:pPr>
+        <w:pBdr>
+          <w:left w:val="single" w:sz="18" w:space="6" w:color="C0C0C0"/>
+        </w:pBdr>
+        <w:shd w:val="clear" w:color="auto" w:fill="F4F4F4"/>
+      </w:pPr>
+      <w:r>
+        <w:rPr>
+          <w:rFonts w:ascii="Consolas" w:hAnsi="Consolas"/>
+          <w:sz w:val="18"/>
+          <w:szCs w:val="18"/>
+        </w:rPr>
+        <w:t xml:space="preserve">    String t</w:t>
+      </w:r>
+      <w:r>
+        <w:rPr>
+          <w:rFonts w:ascii="Consolas" w:hAnsi="Consolas"/>
+          <w:sz w:val="18"/>
+          <w:szCs w:val="18"/>
+        </w:rPr>
+        <w:t>raceId = newTraceId();</w:t>
+      </w:r>
+    </w:p>
+    <w:p>
+      <w:pPr>
+        <w:pBdr>
+          <w:left w:val="single" w:sz="18" w:space="6" w:color="C0C0C0"/>
+        </w:pBdr>
+        <w:shd w:val="clear" w:color="auto" w:fill="F4F4F4"/>
+      </w:pPr>
+      <w:r>
+        <w:rPr>
+          <w:rFonts w:ascii="Consolas" w:hAnsi="Consolas"/>
+          <w:sz w:val="18"/>
+          <w:szCs w:val="18"/>
+        </w:rPr>
+        <w:t xml:space="preserve">    // </w:t>
+      </w:r>
+      <w:r>
+        <w:rPr>
+          <w:rFonts w:ascii="Consolas" w:hAnsi="Consolas"/>
+          <w:sz w:val="18"/>
+          <w:szCs w:val="18"/>
+        </w:rPr>
+        <w:t>내부</w:t>
+      </w:r>
+      <w:r>
+        <w:rPr>
+          <w:rFonts w:ascii="Consolas" w:hAnsi="Consolas"/>
+          <w:sz w:val="18"/>
+          <w:szCs w:val="18"/>
+        </w:rPr>
+        <w:t xml:space="preserve"> </w:t>
+      </w:r>
+      <w:r>
+        <w:rPr>
+          <w:rFonts w:ascii="Consolas" w:hAnsi="Consolas"/>
+          <w:sz w:val="18"/>
+          <w:szCs w:val="18"/>
+        </w:rPr>
+        <w:t>로그</w:t>
+      </w:r>
+      <w:r>
+        <w:rPr>
+          <w:rFonts w:ascii="Consolas" w:hAnsi="Consolas"/>
+          <w:sz w:val="18"/>
+          <w:szCs w:val="18"/>
+        </w:rPr>
+        <w:t xml:space="preserve">: </w:t>
+      </w:r>
+      <w:r>
+        <w:rPr>
+          <w:rFonts w:ascii="Consolas" w:hAnsi="Consolas"/>
+          <w:sz w:val="18"/>
+          <w:szCs w:val="18"/>
+        </w:rPr>
+        <w:t>상세</w:t>
+      </w:r>
+      <w:r>
+        <w:rPr>
+          <w:rFonts w:ascii="Consolas" w:hAnsi="Consolas"/>
+          <w:sz w:val="18"/>
+          <w:szCs w:val="18"/>
+        </w:rPr>
+        <w:t xml:space="preserve"> + traceId</w:t>
+      </w:r>
+    </w:p>
+    <w:p>
+      <w:pPr>
+        <w:pBdr>
+          <w:left w:val="single" w:sz="18" w:space="6" w:color="C0C0C0"/>
+        </w:pBdr>
+        <w:shd w:val="clear" w:color="auto" w:fill="F4F4F4"/>
       </w:pPr>
       <w:r>
         <w:rPr>
@@ -2541,41 +3445,222 @@
           <w:left w:val="single" w:sz="18" w:space="6" w:color="C0C0C0"/>
         </w:pBdr>
         <w:shd w:val="clear" w:color="auto" w:fill="F4F4F4"/>
-        <w:spacing w:after="0" w:line="240" w:lineRule="auto"/>
-      </w:pPr>
-      <w:r>
-        <w:rPr>
-          <w:rFonts w:ascii="Consolas" w:hAnsi="Consolas"/>
-          <w:sz w:val="18"/>
-          <w:szCs w:val="18"/>
-        </w:rPr>
-        <w:t xml:space="preserve">    // 외부 응답: 일반 메시지 + traceId (내부 메시지 숨김)</w:t>
-      </w:r>
-    </w:p>
-    <w:p>
-      <w:pPr>
-        <w:pBdr>
-          <w:left w:val="single" w:sz="18" w:space="6" w:color="C0C0C0"/>
-        </w:pBdr>
-        <w:shd w:val="clear" w:color="auto" w:fill="F4F4F4"/>
-        <w:spacing w:after="0" w:line="240" w:lineRule="auto"/>
-      </w:pPr>
-      <w:r>
-        <w:rPr>
-          <w:rFonts w:ascii="Consolas" w:hAnsi="Consolas"/>
-          <w:sz w:val="18"/>
-          <w:szCs w:val="18"/>
-        </w:rPr>
-        <w:t xml:space="preserve">    errorObject.setMessage("서버 내부 오류가 발생했습니다. (traceId: " + traceId + ")");</w:t>
-      </w:r>
-    </w:p>
-    <w:p>
-      <w:pPr>
-        <w:pBdr>
-          <w:left w:val="single" w:sz="18" w:space="6" w:color="C0C0C0"/>
-        </w:pBdr>
-        <w:shd w:val="clear" w:color="auto" w:fill="F4F4F4"/>
-        <w:spacing w:after="0" w:line="240" w:lineRule="auto"/>
+      </w:pPr>
+      <w:r>
+        <w:rPr>
+          <w:rFonts w:ascii="Consolas" w:hAnsi="Consolas"/>
+          <w:sz w:val="18"/>
+          <w:szCs w:val="18"/>
+        </w:rPr>
+        <w:t xml:space="preserve">    // </w:t>
+      </w:r>
+      <w:r>
+        <w:rPr>
+          <w:rFonts w:ascii="Consolas" w:hAnsi="Consolas"/>
+          <w:sz w:val="18"/>
+          <w:szCs w:val="18"/>
+        </w:rPr>
+        <w:t>외부</w:t>
+      </w:r>
+      <w:r>
+        <w:rPr>
+          <w:rFonts w:ascii="Consolas" w:hAnsi="Consolas"/>
+          <w:sz w:val="18"/>
+          <w:szCs w:val="18"/>
+        </w:rPr>
+        <w:t xml:space="preserve"> </w:t>
+      </w:r>
+      <w:r>
+        <w:rPr>
+          <w:rFonts w:ascii="Consolas" w:hAnsi="Consolas"/>
+          <w:sz w:val="18"/>
+          <w:szCs w:val="18"/>
+        </w:rPr>
+        <w:t>응답</w:t>
+      </w:r>
+      <w:r>
+        <w:rPr>
+          <w:rFonts w:ascii="Consolas" w:hAnsi="Consolas"/>
+          <w:sz w:val="18"/>
+          <w:szCs w:val="18"/>
+        </w:rPr>
+        <w:t xml:space="preserve">: </w:t>
+      </w:r>
+      <w:r>
+        <w:rPr>
+          <w:rFonts w:ascii="Consolas" w:hAnsi="Consolas"/>
+          <w:sz w:val="18"/>
+          <w:szCs w:val="18"/>
+        </w:rPr>
+        <w:t>일반</w:t>
+      </w:r>
+      <w:r>
+        <w:rPr>
+          <w:rFonts w:ascii="Consolas" w:hAnsi="Consolas"/>
+          <w:sz w:val="18"/>
+          <w:szCs w:val="18"/>
+        </w:rPr>
+        <w:t xml:space="preserve"> </w:t>
+      </w:r>
+      <w:r>
+        <w:rPr>
+          <w:rFonts w:ascii="Consolas" w:hAnsi="Consolas"/>
+          <w:sz w:val="18"/>
+          <w:szCs w:val="18"/>
+        </w:rPr>
+        <w:t>메시지</w:t>
+      </w:r>
+      <w:r>
+        <w:rPr>
+          <w:rFonts w:ascii="Consolas" w:hAnsi="Consolas"/>
+          <w:sz w:val="18"/>
+          <w:szCs w:val="18"/>
+        </w:rPr>
+        <w:t xml:space="preserve"> + traceId (</w:t>
+      </w:r>
+      <w:r>
+        <w:rPr>
+          <w:rFonts w:ascii="Consolas" w:hAnsi="Consolas"/>
+          <w:sz w:val="18"/>
+          <w:szCs w:val="18"/>
+        </w:rPr>
+        <w:t>내부</w:t>
+      </w:r>
+      <w:r>
+        <w:rPr>
+          <w:rFonts w:ascii="Consolas" w:hAnsi="Consolas"/>
+          <w:sz w:val="18"/>
+          <w:szCs w:val="18"/>
+        </w:rPr>
+        <w:t xml:space="preserve"> </w:t>
+      </w:r>
+      <w:r>
+        <w:rPr>
+          <w:rFonts w:ascii="Consolas" w:hAnsi="Consolas"/>
+          <w:sz w:val="18"/>
+          <w:szCs w:val="18"/>
+        </w:rPr>
+        <w:t>메시지</w:t>
+      </w:r>
+      <w:r>
+        <w:rPr>
+          <w:rFonts w:ascii="Consolas" w:hAnsi="Consolas"/>
+          <w:sz w:val="18"/>
+          <w:szCs w:val="18"/>
+        </w:rPr>
+        <w:t xml:space="preserve"> </w:t>
+      </w:r>
+      <w:r>
+        <w:rPr>
+          <w:rFonts w:ascii="Consolas" w:hAnsi="Consolas"/>
+          <w:sz w:val="18"/>
+          <w:szCs w:val="18"/>
+        </w:rPr>
+        <w:t>숨김</w:t>
+      </w:r>
+      <w:r>
+        <w:rPr>
+          <w:rFonts w:ascii="Consolas" w:hAnsi="Consolas"/>
+          <w:sz w:val="18"/>
+          <w:szCs w:val="18"/>
+        </w:rPr>
+        <w:t>)</w:t>
+      </w:r>
+    </w:p>
+    <w:p>
+      <w:pPr>
+        <w:pBdr>
+          <w:left w:val="single" w:sz="18" w:space="6" w:color="C0C0C0"/>
+        </w:pBdr>
+        <w:shd w:val="clear" w:color="auto" w:fill="F4F4F4"/>
+      </w:pPr>
+      <w:r>
+        <w:rPr>
+          <w:rFonts w:ascii="Consolas" w:hAnsi="Consolas"/>
+          <w:sz w:val="18"/>
+          <w:szCs w:val="18"/>
+        </w:rPr>
+        <w:t xml:space="preserve">    errorObject.setMessage("</w:t>
+      </w:r>
+      <w:r>
+        <w:rPr>
+          <w:rFonts w:ascii="Consolas" w:hAnsi="Consolas"/>
+          <w:sz w:val="18"/>
+          <w:szCs w:val="18"/>
+        </w:rPr>
+        <w:t>서버</w:t>
+      </w:r>
+      <w:r>
+        <w:rPr>
+          <w:rFonts w:ascii="Consolas" w:hAnsi="Consolas"/>
+          <w:sz w:val="18"/>
+          <w:szCs w:val="18"/>
+        </w:rPr>
+        <w:t xml:space="preserve"> </w:t>
+      </w:r>
+      <w:r>
+        <w:rPr>
+          <w:rFonts w:ascii="Consolas" w:hAnsi="Consolas"/>
+          <w:sz w:val="18"/>
+          <w:szCs w:val="18"/>
+        </w:rPr>
+        <w:t>내부</w:t>
+      </w:r>
+      <w:r>
+        <w:rPr>
+          <w:rFonts w:ascii="Consolas" w:hAnsi="Consolas"/>
+          <w:sz w:val="18"/>
+          <w:szCs w:val="18"/>
+        </w:rPr>
+        <w:t xml:space="preserve"> </w:t>
+      </w:r>
+      <w:r>
+        <w:rPr>
+          <w:rFonts w:ascii="Consolas" w:hAnsi="Consolas"/>
+          <w:sz w:val="18"/>
+          <w:szCs w:val="18"/>
+        </w:rPr>
+        <w:t>오류가</w:t>
+      </w:r>
+      <w:r>
+        <w:rPr>
+          <w:rFonts w:ascii="Consolas" w:hAnsi="Consolas"/>
+          <w:sz w:val="18"/>
+          <w:szCs w:val="18"/>
+        </w:rPr>
+        <w:t xml:space="preserve"> </w:t>
+      </w:r>
+      <w:r>
+        <w:rPr>
+          <w:rFonts w:ascii="Consolas" w:hAnsi="Consolas"/>
+          <w:sz w:val="18"/>
+          <w:szCs w:val="18"/>
+        </w:rPr>
+        <w:t>발생했습니다</w:t>
+      </w:r>
+      <w:r>
+        <w:rPr>
+          <w:rFonts w:ascii="Consolas" w:hAnsi="Consolas"/>
+          <w:sz w:val="18"/>
+          <w:szCs w:val="18"/>
+        </w:rPr>
+        <w:t>. (t</w:t>
+      </w:r>
+      <w:r>
+        <w:rPr>
+          <w:rFonts w:ascii="Consolas" w:hAnsi="Consolas"/>
+          <w:sz w:val="18"/>
+          <w:szCs w:val="18"/>
+        </w:rPr>
+        <w:t>raceId: " + traceId + ")");</w:t>
+      </w:r>
+    </w:p>
+    <w:p>
+      <w:pPr>
+        <w:pBdr>
+          <w:left w:val="single" w:sz="18" w:space="6" w:color="C0C0C0"/>
+        </w:pBdr>
+        <w:shd w:val="clear" w:color="auto" w:fill="F4F4F4"/>
       </w:pPr>
       <w:r>
         <w:rPr>
@@ -2593,15 +3678,14 @@
           <w:bottom w:val="single" w:sz="4" w:space="3" w:color="D9D9D9"/>
         </w:pBdr>
         <w:shd w:val="clear" w:color="auto" w:fill="F4F4F4"/>
-        <w:spacing w:after="0" w:line="240" w:lineRule="auto"/>
-      </w:pPr>
-      <w:r>
-        <w:rPr>
-          <w:rFonts w:ascii="Consolas" w:hAnsi="Consolas"/>
-          <w:sz w:val="18"/>
-          <w:szCs w:val="18"/>
-        </w:rPr>
-        <w:t xml:space="preserve">}</w:t>
+      </w:pPr>
+      <w:r>
+        <w:rPr>
+          <w:rFonts w:ascii="Consolas" w:hAnsi="Consolas"/>
+          <w:sz w:val="18"/>
+          <w:szCs w:val="18"/>
+        </w:rPr>
+        <w:t>}</w:t>
       </w:r>
     </w:p>
     <w:p>
@@ -2615,7 +3699,63 @@
           <w:bCs/>
           <w:color w:val="2E5496"/>
         </w:rPr>
-        <w:t xml:space="preserve">7-2. 실습 : 500 오류 하드닝 확인</w:t>
+        <w:t xml:space="preserve">7-2. </w:t>
+      </w:r>
+      <w:r>
+        <w:rPr>
+          <w:b/>
+          <w:bCs/>
+          <w:color w:val="2E5496"/>
+        </w:rPr>
+        <w:t>실습</w:t>
+      </w:r>
+      <w:r>
+        <w:rPr>
+          <w:b/>
+          <w:bCs/>
+          <w:color w:val="2E5496"/>
+        </w:rPr>
+        <w:t xml:space="preserve"> : 500 </w:t>
+      </w:r>
+      <w:r>
+        <w:rPr>
+          <w:b/>
+          <w:bCs/>
+          <w:color w:val="2E5496"/>
+        </w:rPr>
+        <w:t>오류</w:t>
+      </w:r>
+      <w:r>
+        <w:rPr>
+          <w:b/>
+          <w:bCs/>
+          <w:color w:val="2E5496"/>
+        </w:rPr>
+        <w:t xml:space="preserve"> </w:t>
+      </w:r>
+      <w:r>
+        <w:rPr>
+          <w:b/>
+          <w:bCs/>
+          <w:color w:val="2E5496"/>
+        </w:rPr>
+        <w:t>하드닝</w:t>
+      </w:r>
+      <w:r>
+        <w:rPr>
+          <w:b/>
+          <w:bCs/>
+          <w:color w:val="2E5496"/>
+        </w:rPr>
+        <w:t xml:space="preserve"> </w:t>
+      </w:r>
+      <w:r>
+        <w:rPr>
+          <w:b/>
+          <w:bCs/>
+          <w:color w:val="2E5496"/>
+        </w:rPr>
+        <w:t>확인</w:t>
       </w:r>
     </w:p>
     <w:p>
@@ -2623,11 +3763,76 @@
         <w:spacing w:after="80" w:line="272" w:lineRule="auto"/>
       </w:pPr>
       <w:r>
-        <w:rPr>
-          <w:sz w:val="20"/>
-          <w:szCs w:val="20"/>
-        </w:rPr>
-        <w:t xml:space="preserve">깨진 SQL 페이로드(단일 따옴표)로 500을 유발하고, 외부 응답과 내부 로그를 비교한다.</w:t>
+        <w:t>깨진</w:t>
+      </w:r>
+      <w:r>
+        <w:t xml:space="preserve"> SQL </w:t>
+      </w:r>
+      <w:r>
+        <w:t>페이로드</w:t>
+      </w:r>
+      <w:r>
+        <w:t>(</w:t>
+      </w:r>
+      <w:r>
+        <w:t>단일</w:t>
+      </w:r>
+      <w:r>
+        <w:t xml:space="preserve"> </w:t>
+      </w:r>
+      <w:r>
+        <w:t>따옴표</w:t>
+      </w:r>
+      <w:r>
+        <w:t>)</w:t>
+      </w:r>
+      <w:r>
+        <w:t>로</w:t>
+      </w:r>
+      <w:r>
+        <w:t xml:space="preserve"> 500</w:t>
+      </w:r>
+      <w:r>
+        <w:t>을</w:t>
+      </w:r>
+      <w:r>
+        <w:t xml:space="preserve"> </w:t>
+      </w:r>
+      <w:r>
+        <w:t>유발하고</w:t>
+      </w:r>
+      <w:r>
+        <w:t xml:space="preserve">, </w:t>
+      </w:r>
+      <w:r>
+        <w:t>외부</w:t>
+      </w:r>
+      <w:r>
+        <w:t xml:space="preserve"> </w:t>
+      </w:r>
+      <w:r>
+        <w:t>응답과</w:t>
+      </w:r>
+      <w:r>
+        <w:t xml:space="preserve"> </w:t>
+      </w:r>
+      <w:r>
+        <w:t>내부</w:t>
+      </w:r>
+      <w:r>
+        <w:t xml:space="preserve"> </w:t>
+      </w:r>
+      <w:r>
+        <w:t>로그를</w:t>
+      </w:r>
+      <w:r>
+        <w:t xml:space="preserve"> </w:t>
+      </w:r>
+      <w:r>
+        <w:t>비교한다</w:t>
+      </w:r>
+      <w:r>
+        <w:t>.</w:t>
       </w:r>
     </w:p>
     <w:p>
@@ -2638,15 +3843,14 @@
           <w:bottom w:val="single" w:sz="4" w:space="3" w:color="D9D9D9"/>
         </w:pBdr>
         <w:shd w:val="clear" w:color="auto" w:fill="F4F4F4"/>
-        <w:spacing w:after="0" w:line="240" w:lineRule="auto"/>
-      </w:pPr>
-      <w:r>
-        <w:rPr>
-          <w:rFonts w:ascii="Consolas" w:hAnsi="Consolas"/>
-          <w:sz w:val="18"/>
-          <w:szCs w:val="18"/>
-        </w:rPr>
-        <w:t xml:space="preserve">curl -s -w "\n[HTTP %{http_code}]\n" "http://localhost:8080/api/vuln/sqli/students?name=%27"</w:t>
+      </w:pPr>
+      <w:r>
+        <w:rPr>
+          <w:rFonts w:ascii="Consolas" w:hAnsi="Consolas"/>
+          <w:sz w:val="18"/>
+          <w:szCs w:val="18"/>
+        </w:rPr>
+        <w:t>curl -s -w "\n[HTTP %{http_code}]\n" "http://localhost:8080/api/vuln/sqli/students?name=%27"</w:t>
       </w:r>
     </w:p>
     <w:p>
@@ -2657,11 +3861,65 @@
         <w:rPr>
           <w:b/>
           <w:bCs/>
-          <w:sz w:val="20"/>
-          <w:szCs w:val="20"/>
           <w:color w:val="2E7D32"/>
         </w:rPr>
-        <w:t xml:space="preserve">외부 응답 (일반 메시지+traceId)</w:t>
+        <w:t>외부</w:t>
+      </w:r>
+      <w:r>
+        <w:rPr>
+          <w:b/>
+          <w:bCs/>
+          <w:color w:val="2E7D32"/>
+        </w:rPr>
+        <w:t xml:space="preserve"> </w:t>
+      </w:r>
+      <w:r>
+        <w:rPr>
+          <w:b/>
+          <w:bCs/>
+          <w:color w:val="2E7D32"/>
+        </w:rPr>
+        <w:t>응답</w:t>
+      </w:r>
+      <w:r>
+        <w:rPr>
+          <w:b/>
+          <w:bCs/>
+          <w:color w:val="2E7D32"/>
+        </w:rPr>
+        <w:t xml:space="preserve"> (</w:t>
+      </w:r>
+      <w:r>
+        <w:rPr>
+          <w:b/>
+          <w:bCs/>
+          <w:color w:val="2E7D32"/>
+        </w:rPr>
+        <w:t>일반</w:t>
+      </w:r>
+      <w:r>
+        <w:rPr>
+          <w:b/>
+          <w:bCs/>
+          <w:color w:val="2E7D32"/>
+        </w:rPr>
+        <w:t xml:space="preserve"> </w:t>
+      </w:r>
+      <w:r>
+        <w:rPr>
+          <w:b/>
+          <w:bCs/>
+          <w:color w:val="2E7D32"/>
+        </w:rPr>
+        <w:t>메시지</w:t>
+      </w:r>
+      <w:r>
+        <w:rPr>
+          <w:b/>
+          <w:bCs/>
+          <w:color w:val="2E7D32"/>
+        </w:rPr>
+        <w:t>+traceId)</w:t>
       </w:r>
     </w:p>
     <w:p>
@@ -2672,15 +3930,78 @@
           <w:bottom w:val="single" w:sz="4" w:space="3" w:color="D9D9D9"/>
         </w:pBdr>
         <w:shd w:val="clear" w:color="auto" w:fill="F4F4F4"/>
-        <w:spacing w:after="0" w:line="240" w:lineRule="auto"/>
-      </w:pPr>
-      <w:r>
-        <w:rPr>
-          <w:rFonts w:ascii="Consolas" w:hAnsi="Consolas"/>
-          <w:sz w:val="18"/>
-          <w:szCs w:val="18"/>
-        </w:rPr>
-        <w:t xml:space="preserve">{"statusCode":500,"message":"서버 내부 오류가 발생했습니다. (traceId: 9a51a868)", ...}</w:t>
+      </w:pPr>
+      <w:r>
+        <w:rPr>
+          <w:rFonts w:ascii="Consolas" w:hAnsi="Consolas"/>
+          <w:sz w:val="18"/>
+          <w:szCs w:val="18"/>
+        </w:rPr>
+        <w:t>{"statusCode":500,"message":"</w:t>
+      </w:r>
+      <w:r>
+        <w:rPr>
+          <w:rFonts w:ascii="Consolas" w:hAnsi="Consolas"/>
+          <w:sz w:val="18"/>
+          <w:szCs w:val="18"/>
+        </w:rPr>
+        <w:t>서버</w:t>
+      </w:r>
+      <w:r>
+        <w:rPr>
+          <w:rFonts w:ascii="Consolas" w:hAnsi="Consolas"/>
+          <w:sz w:val="18"/>
+          <w:szCs w:val="18"/>
+        </w:rPr>
+        <w:t xml:space="preserve"> </w:t>
+      </w:r>
+      <w:r>
+        <w:rPr>
+          <w:rFonts w:ascii="Consolas" w:hAnsi="Consolas"/>
+          <w:sz w:val="18"/>
+          <w:szCs w:val="18"/>
+        </w:rPr>
+        <w:t>내부</w:t>
+      </w:r>
+      <w:r>
+        <w:rPr>
+          <w:rFonts w:ascii="Consolas" w:hAnsi="Consolas"/>
+          <w:sz w:val="18"/>
+          <w:szCs w:val="18"/>
+        </w:rPr>
+        <w:t xml:space="preserve"> </w:t>
+      </w:r>
+      <w:r>
+        <w:rPr>
+          <w:rFonts w:ascii="Consolas" w:hAnsi="Consolas"/>
+          <w:sz w:val="18"/>
+          <w:szCs w:val="18"/>
+        </w:rPr>
+        <w:t>오류가</w:t>
+      </w:r>
+      <w:r>
+        <w:rPr>
+          <w:rFonts w:ascii="Consolas" w:hAnsi="Consolas"/>
+          <w:sz w:val="18"/>
+          <w:szCs w:val="18"/>
+        </w:rPr>
+        <w:t xml:space="preserve"> </w:t>
+      </w:r>
+      <w:r>
+        <w:rPr>
+          <w:rFonts w:ascii="Consolas" w:hAnsi="Consolas"/>
+          <w:sz w:val="18"/>
+          <w:szCs w:val="18"/>
+        </w:rPr>
+        <w:t>발생했습니다</w:t>
+      </w:r>
+      <w:r>
+        <w:rPr>
+          <w:rFonts w:ascii="Consolas" w:hAnsi="Consolas"/>
+          <w:sz w:val="18"/>
+          <w:szCs w:val="18"/>
+        </w:rPr>
+        <w:t>. (traceId: 9a51a868)", ...}</w:t>
       </w:r>
     </w:p>
     <w:p>
@@ -2691,11 +4012,65 @@
         <w:rPr>
           <w:b/>
           <w:bCs/>
-          <w:sz w:val="20"/>
-          <w:szCs w:val="20"/>
           <w:color w:val="C00000"/>
         </w:rPr>
-        <w:t xml:space="preserve">내부 로그 (상세 + 동일 traceId)</w:t>
+        <w:t>내부</w:t>
+      </w:r>
+      <w:r>
+        <w:rPr>
+          <w:b/>
+          <w:bCs/>
+          <w:color w:val="C00000"/>
+        </w:rPr>
+        <w:t xml:space="preserve"> </w:t>
+      </w:r>
+      <w:r>
+        <w:rPr>
+          <w:b/>
+          <w:bCs/>
+          <w:color w:val="C00000"/>
+        </w:rPr>
+        <w:t>로그</w:t>
+      </w:r>
+      <w:r>
+        <w:rPr>
+          <w:b/>
+          <w:bCs/>
+          <w:color w:val="C00000"/>
+        </w:rPr>
+        <w:t xml:space="preserve"> (</w:t>
+      </w:r>
+      <w:r>
+        <w:rPr>
+          <w:b/>
+          <w:bCs/>
+          <w:color w:val="C00000"/>
+        </w:rPr>
+        <w:t>상세</w:t>
+      </w:r>
+      <w:r>
+        <w:rPr>
+          <w:b/>
+          <w:bCs/>
+          <w:color w:val="C00000"/>
+        </w:rPr>
+        <w:t xml:space="preserve"> + </w:t>
+      </w:r>
+      <w:r>
+        <w:rPr>
+          <w:b/>
+          <w:bCs/>
+          <w:color w:val="C00000"/>
+        </w:rPr>
+        <w:t>동일</w:t>
+      </w:r>
+      <w:r>
+        <w:rPr>
+          <w:b/>
+          <w:bCs/>
+          <w:color w:val="C00000"/>
+        </w:rPr>
+        <w:t xml:space="preserve"> traceId)</w:t>
       </w:r>
     </w:p>
     <w:p>
@@ -2706,15 +4081,14 @@
           <w:bottom w:val="single" w:sz="4" w:space="3" w:color="D9D9D9"/>
         </w:pBdr>
         <w:shd w:val="clear" w:color="auto" w:fill="F4F4F4"/>
-        <w:spacing w:after="0" w:line="240" w:lineRule="auto"/>
-      </w:pPr>
-      <w:r>
-        <w:rPr>
-          <w:rFonts w:ascii="Consolas" w:hAnsi="Consolas"/>
-          <w:sz w:val="18"/>
-          <w:szCs w:val="18"/>
-        </w:rPr>
-        <w:t xml:space="preserve">[ERROR][9a51a868] GET /api/vuln/sqli/students : bad SQL grammar [SELECT ... WHERE name LIKE '%'%']</w:t>
+      </w:pPr>
+      <w:r>
+        <w:rPr>
+          <w:rFonts w:ascii="Consolas" w:hAnsi="Consolas"/>
+          <w:sz w:val="18"/>
+          <w:szCs w:val="18"/>
+        </w:rPr>
+        <w:t>[ERROR][9a51a868] GET /api/vuln/sqli/students : bad SQL grammar [SELECT ... WHERE name LIKE '%'%']</w:t>
       </w:r>
     </w:p>
     <w:p>
@@ -2725,10 +4099,8 @@
         <w:rPr>
           <w:b/>
           <w:bCs/>
-          <w:sz w:val="20"/>
-          <w:szCs w:val="20"/>
-        </w:rPr>
-        <w:t xml:space="preserve">확인</w:t>
+        </w:rPr>
+        <w:t>확인</w:t>
       </w:r>
     </w:p>
     <w:p>
@@ -2739,15 +4111,14 @@
           <w:bottom w:val="single" w:sz="4" w:space="3" w:color="D9D9D9"/>
         </w:pBdr>
         <w:shd w:val="clear" w:color="auto" w:fill="F4F4F4"/>
-        <w:spacing w:after="0" w:line="240" w:lineRule="auto"/>
-      </w:pPr>
-      <w:r>
-        <w:rPr>
-          <w:rFonts w:ascii="Consolas" w:hAnsi="Consolas"/>
-          <w:sz w:val="18"/>
-          <w:szCs w:val="18"/>
-        </w:rPr>
-        <w:t xml:space="preserve">grep "\[ERROR\]" logs/spring.log | tail -1</w:t>
+      </w:pPr>
+      <w:r>
+        <w:rPr>
+          <w:rFonts w:ascii="Consolas" w:hAnsi="Consolas"/>
+          <w:sz w:val="18"/>
+          <w:szCs w:val="18"/>
+        </w:rPr>
+        <w:t>grep "\[ERROR\]" logs/spring.log | tail -1</w:t>
       </w:r>
     </w:p>
     <w:p>
@@ -2758,18 +4129,137 @@
         <w:rPr>
           <w:b/>
           <w:bCs/>
-          <w:sz w:val="20"/>
-          <w:szCs w:val="20"/>
           <w:color w:val="1F3864"/>
         </w:rPr>
-        <w:t xml:space="preserve">핵심 — </w:t>
-      </w:r>
-      <w:r>
-        <w:rPr>
-          <w:sz w:val="20"/>
-          <w:szCs w:val="20"/>
-        </w:rPr>
-        <w:t xml:space="preserve">traceId(9a51a868)로 외부 응답과 내부 로그가 연결되며, 외부엔 SQL 내부 구조가 노출되지 않는다. 하드닝 전엔 e.getMessage()가 응답에 담겨 SQL 오류가 그대로 노출됐다.</w:t>
+        <w:t>핵심</w:t>
+      </w:r>
+      <w:r>
+        <w:rPr>
+          <w:b/>
+          <w:bCs/>
+          <w:color w:val="1F3864"/>
+        </w:rPr>
+        <w:t xml:space="preserve"> — </w:t>
+      </w:r>
+      <w:r>
+        <w:t>traceId(</w:t>
+      </w:r>
+      <w:r>
+        <w:t>9a51a868)</w:t>
+      </w:r>
+      <w:r>
+        <w:t>로</w:t>
+      </w:r>
+      <w:r>
+        <w:t xml:space="preserve"> </w:t>
+      </w:r>
+      <w:r>
+        <w:t>외부</w:t>
+      </w:r>
+      <w:r>
+        <w:t xml:space="preserve"> </w:t>
+      </w:r>
+      <w:r>
+        <w:t>응답과</w:t>
+      </w:r>
+      <w:r>
+        <w:t xml:space="preserve"> </w:t>
+      </w:r>
+      <w:r>
+        <w:t>내부</w:t>
+      </w:r>
+      <w:r>
+        <w:t xml:space="preserve"> </w:t>
+      </w:r>
+      <w:r>
+        <w:t>로그가</w:t>
+      </w:r>
+      <w:r>
+        <w:t xml:space="preserve"> </w:t>
+      </w:r>
+      <w:r>
+        <w:t>연결되며</w:t>
+      </w:r>
+      <w:r>
+        <w:t xml:space="preserve">, </w:t>
+      </w:r>
+      <w:r>
+        <w:t>외부엔</w:t>
+      </w:r>
+      <w:r>
+        <w:t xml:space="preserve"> SQL </w:t>
+      </w:r>
+      <w:r>
+        <w:t>내부</w:t>
+      </w:r>
+      <w:r>
+        <w:t xml:space="preserve"> </w:t>
+      </w:r>
+      <w:r>
+        <w:t>구조가</w:t>
+      </w:r>
+      <w:r>
+        <w:t xml:space="preserve"> </w:t>
+      </w:r>
+      <w:r>
+        <w:t>노출되지</w:t>
+      </w:r>
+      <w:r>
+        <w:t xml:space="preserve"> </w:t>
+      </w:r>
+      <w:r>
+        <w:t>않는다</w:t>
+      </w:r>
+      <w:r>
+        <w:t xml:space="preserve">. </w:t>
+      </w:r>
+      <w:r>
+        <w:t>하드닝</w:t>
+      </w:r>
+      <w:r>
+        <w:t xml:space="preserve"> </w:t>
+      </w:r>
+      <w:r>
+        <w:t>전엔</w:t>
+      </w:r>
+      <w:r>
+        <w:t xml:space="preserve"> e.getMessage()</w:t>
+      </w:r>
+      <w:r>
+        <w:t>가</w:t>
+      </w:r>
+      <w:r>
+        <w:t xml:space="preserve"> </w:t>
+      </w:r>
+      <w:r>
+        <w:t>응답에</w:t>
+      </w:r>
+      <w:r>
+        <w:t xml:space="preserve"> </w:t>
+      </w:r>
+      <w:r>
+        <w:t>담겨</w:t>
+      </w:r>
+      <w:r>
+        <w:t xml:space="preserve"> SQL </w:t>
+      </w:r>
+      <w:r>
+        <w:t>오류가</w:t>
+      </w:r>
+      <w:r>
+        <w:t xml:space="preserve"> </w:t>
+      </w:r>
+      <w:r>
+        <w:t>그대로</w:t>
+      </w:r>
+      <w:r>
+        <w:t xml:space="preserve"> </w:t>
+      </w:r>
+      <w:r>
+        <w:t>노출됐다</w:t>
+      </w:r>
+      <w:r>
+        <w:t>.</w:t>
       </w:r>
     </w:p>
     <w:p>
